--- a/tillsyn/A 37325-2022 tillsynsbegäran.docx
+++ b/tillsyn/A 37325-2022 tillsynsbegäran.docx
@@ -444,7 +444,7 @@
     <w:r>
       <w:tab/>
       <w:tab/>
-      <w:t>2026-01-09</w:t>
+      <w:t>2026-01-10</w:t>
       <w:br/>
       <w:br/>
     </w:r>

--- a/tillsyn/A 37325-2022 tillsynsbegäran.docx
+++ b/tillsyn/A 37325-2022 tillsynsbegäran.docx
@@ -444,7 +444,7 @@
     <w:r>
       <w:tab/>
       <w:tab/>
-      <w:t>2026-01-10</w:t>
+      <w:t>2026-01-11</w:t>
       <w:br/>
       <w:br/>
     </w:r>

--- a/tillsyn/A 37325-2022 tillsynsbegäran.docx
+++ b/tillsyn/A 37325-2022 tillsynsbegäran.docx
@@ -444,7 +444,7 @@
     <w:r>
       <w:tab/>
       <w:tab/>
-      <w:t>2026-01-11</w:t>
+      <w:t>2026-01-12</w:t>
       <w:br/>
       <w:br/>
     </w:r>

--- a/tillsyn/A 37325-2022 tillsynsbegäran.docx
+++ b/tillsyn/A 37325-2022 tillsynsbegäran.docx
@@ -444,7 +444,7 @@
     <w:r>
       <w:tab/>
       <w:tab/>
-      <w:t>2026-01-12</w:t>
+      <w:t>2026-01-13</w:t>
       <w:br/>
       <w:br/>
     </w:r>

--- a/tillsyn/A 37325-2022 tillsynsbegäran.docx
+++ b/tillsyn/A 37325-2022 tillsynsbegäran.docx
@@ -444,7 +444,7 @@
     <w:r>
       <w:tab/>
       <w:tab/>
-      <w:t>2026-01-13</w:t>
+      <w:t>2026-01-14</w:t>
       <w:br/>
       <w:br/>
     </w:r>

--- a/tillsyn/A 37325-2022 tillsynsbegäran.docx
+++ b/tillsyn/A 37325-2022 tillsynsbegäran.docx
@@ -444,7 +444,7 @@
     <w:r>
       <w:tab/>
       <w:tab/>
-      <w:t>2026-01-14</w:t>
+      <w:t>2026-01-15</w:t>
       <w:br/>
       <w:br/>
     </w:r>

--- a/tillsyn/A 37325-2022 tillsynsbegäran.docx
+++ b/tillsyn/A 37325-2022 tillsynsbegäran.docx
@@ -444,7 +444,7 @@
     <w:r>
       <w:tab/>
       <w:tab/>
-      <w:t>2026-01-15</w:t>
+      <w:t>2026-01-16</w:t>
       <w:br/>
       <w:br/>
     </w:r>

--- a/tillsyn/A 37325-2022 tillsynsbegäran.docx
+++ b/tillsyn/A 37325-2022 tillsynsbegäran.docx
@@ -444,7 +444,7 @@
     <w:r>
       <w:tab/>
       <w:tab/>
-      <w:t>2026-01-16</w:t>
+      <w:t>2026-01-17</w:t>
       <w:br/>
       <w:br/>
     </w:r>

--- a/tillsyn/A 37325-2022 tillsynsbegäran.docx
+++ b/tillsyn/A 37325-2022 tillsynsbegäran.docx
@@ -444,7 +444,7 @@
     <w:r>
       <w:tab/>
       <w:tab/>
-      <w:t>2026-01-17</w:t>
+      <w:t>2026-01-18</w:t>
       <w:br/>
       <w:br/>
     </w:r>

--- a/tillsyn/A 37325-2022 tillsynsbegäran.docx
+++ b/tillsyn/A 37325-2022 tillsynsbegäran.docx
@@ -444,7 +444,7 @@
     <w:r>
       <w:tab/>
       <w:tab/>
-      <w:t>2026-01-18</w:t>
+      <w:t>2026-01-19</w:t>
       <w:br/>
       <w:br/>
     </w:r>

--- a/tillsyn/A 37325-2022 tillsynsbegäran.docx
+++ b/tillsyn/A 37325-2022 tillsynsbegäran.docx
@@ -444,7 +444,7 @@
     <w:r>
       <w:tab/>
       <w:tab/>
-      <w:t>2026-01-19</w:t>
+      <w:t>2026-01-20</w:t>
       <w:br/>
       <w:br/>
     </w:r>

--- a/tillsyn/A 37325-2022 tillsynsbegäran.docx
+++ b/tillsyn/A 37325-2022 tillsynsbegäran.docx
@@ -444,7 +444,7 @@
     <w:r>
       <w:tab/>
       <w:tab/>
-      <w:t>2026-01-20</w:t>
+      <w:t>2026-01-21</w:t>
       <w:br/>
       <w:br/>
     </w:r>

--- a/tillsyn/A 37325-2022 tillsynsbegäran.docx
+++ b/tillsyn/A 37325-2022 tillsynsbegäran.docx
@@ -444,7 +444,7 @@
     <w:r>
       <w:tab/>
       <w:tab/>
-      <w:t>2026-01-21</w:t>
+      <w:t>2026-01-23</w:t>
       <w:br/>
       <w:br/>
     </w:r>

--- a/tillsyn/A 37325-2022 tillsynsbegäran.docx
+++ b/tillsyn/A 37325-2022 tillsynsbegäran.docx
@@ -444,7 +444,7 @@
     <w:r>
       <w:tab/>
       <w:tab/>
-      <w:t>2026-01-23</w:t>
+      <w:t>2026-01-24</w:t>
       <w:br/>
       <w:br/>
     </w:r>

--- a/tillsyn/A 37325-2022 tillsynsbegäran.docx
+++ b/tillsyn/A 37325-2022 tillsynsbegäran.docx
@@ -444,7 +444,7 @@
     <w:r>
       <w:tab/>
       <w:tab/>
-      <w:t>2026-01-24</w:t>
+      <w:t>2026-01-25</w:t>
       <w:br/>
       <w:br/>
     </w:r>

--- a/tillsyn/A 37325-2022 tillsynsbegäran.docx
+++ b/tillsyn/A 37325-2022 tillsynsbegäran.docx
@@ -444,7 +444,7 @@
     <w:r>
       <w:tab/>
       <w:tab/>
-      <w:t>2026-01-25</w:t>
+      <w:t>2026-01-26</w:t>
       <w:br/>
       <w:br/>
     </w:r>

--- a/tillsyn/A 37325-2022 tillsynsbegäran.docx
+++ b/tillsyn/A 37325-2022 tillsynsbegäran.docx
@@ -444,7 +444,7 @@
     <w:r>
       <w:tab/>
       <w:tab/>
-      <w:t>2026-01-26</w:t>
+      <w:t>2026-01-27</w:t>
       <w:br/>
       <w:br/>
     </w:r>

--- a/tillsyn/A 37325-2022 tillsynsbegäran.docx
+++ b/tillsyn/A 37325-2022 tillsynsbegäran.docx
@@ -444,7 +444,7 @@
     <w:r>
       <w:tab/>
       <w:tab/>
-      <w:t>2026-01-27</w:t>
+      <w:t>2026-01-28</w:t>
       <w:br/>
       <w:br/>
     </w:r>

--- a/tillsyn/A 37325-2022 tillsynsbegäran.docx
+++ b/tillsyn/A 37325-2022 tillsynsbegäran.docx
@@ -98,7 +98,25 @@
         <w:t>Garnlav (NT)</w:t>
       </w:r>
       <w:r>
-        <w:t xml:space="preserve"> är en utpräglad barrskogsart som ibland kan drapera träden i norrländska grannaturskogar med hög luftfuktighet. Den förekommer även i talldominerade bestånd där den, förutom i trädens grenverk, påträffas hängande över ojämnheter i tallbarken. Arten har minskat starkt i södra och mellersta Sverige och den minskar även i sitt nordliga utbredningsområde. Orsaken till tillbakagången beror främst på slutavverkningar av naturskogsartade skogar. Bestånd med riklig förekomst bör regelmässigt sparas. Garnlav är värdväxt för den mycket sällsynta och akut hotade fjärilen barrskogslavfly (CR) som hör hemma i boreala barrskogar med riklig förekomst av värdväxten. Tidigare kunde arten konstateras årligen på flera platser vid Dala-Floda i Dalarna innan lokalerna kalavverkades. Senaste fyndet i landet av barrskogslavfly är från år 2000 då den påträffades vid Högberget i Sollefteå kommun (SLU Artdatabanken, 2024).</w:t>
+        <w:t xml:space="preserve"> är en utpräglad barrskogsart som ibland kan drapera träden i norrländska grannaturskogar med hög luftfuktighet. Den förekommer även i talldominerade bestånd där den, förutom i trädens grenverk, påträffas hängande över ojämnheter i tallbarken. Arten har minskat starkt i södra och mellersta Sverige och den minskar även i sitt nordliga utbredningsområde. Orsaken till tillbakagången beror främst på slutavverkningar av naturskogsartade skogar. Bestånd med riklig förekomst bör regelmässigt sparas. Garnlav är värdväxt för den mycket sällsynta och akut hotade fjärilen barrskogslavfly (CR) som hör hemma i boreala barrskogar med riklig förekomst av värdväxten. Tidigare kunde arten konstateras årligen på flera platser vid Dala-Floda i Dalarna innan lokalerna kalavverkades. Senaste fyndet i landet av barrskogslavfly är från år 2000 då den påträffades vid Högberget i Sollefteå kommun. Garnlav är typisk art för </w:t>
+      </w:r>
+      <w:r>
+        <w:rPr>
+          <w:i/>
+        </w:rPr>
+        <w:t xml:space="preserve">9010 Taiga </w:t>
+      </w:r>
+      <w:r>
+        <w:t>och</w:t>
+      </w:r>
+      <w:r>
+        <w:rPr>
+          <w:i/>
+        </w:rPr>
+        <w:t xml:space="preserve"> 9070 Trädklädd betesmark </w:t>
+      </w:r>
+      <w:r>
+        <w:t xml:space="preserve"> (SLU Artdatabanken, 2024).</w:t>
       </w:r>
     </w:p>
     <w:p>
@@ -129,7 +147,25 @@
         <w:t>Plectocarpon scrobiculatae</w:t>
       </w:r>
       <w:r>
-        <w:t xml:space="preserve"> (EN) (SLU Artdatabanken, 2024; Nitare &amp; Skogsstyrelsen, 2019).</w:t>
+        <w:t xml:space="preserve"> (EN). Skrovellav är typisk art för </w:t>
+      </w:r>
+      <w:r>
+        <w:rPr>
+          <w:i/>
+        </w:rPr>
+        <w:t xml:space="preserve">9010 Taiga, 9020 Nordlig ädellövskog, 9040 Fjällbjörkskog, 9070 Trädklädd betesmark, 9160 Näringsrik ekskog, 9180 Ädellövskog i branter, 9190 Näringsfattig ekskog, 8210 Kalkbranter </w:t>
+      </w:r>
+      <w:r>
+        <w:t xml:space="preserve">och </w:t>
+      </w:r>
+      <w:r>
+        <w:rPr>
+          <w:i/>
+        </w:rPr>
+        <w:t>6530 Lövängar</w:t>
+      </w:r>
+      <w:r>
+        <w:t xml:space="preserve"> (SLU Artdatabanken, 2024; Nitare &amp; Skogsstyrelsen, 2019).</w:t>
       </w:r>
     </w:p>
     <w:p>
@@ -167,7 +203,16 @@
         <w:t>Lavskrika (§4)</w:t>
       </w:r>
       <w:r>
-        <w:t>, prioriterad art i Skogsvårdslagen, är en mycket stationär fågel, som häckar i äldre, slutna och hänglavsrika barrskogar. Reviren är livslånga med hemområden som varierar mellan 50 och 150 ha. Inom ett revir av hög kvalitet finns det som regel ett eller flera kärnområden (1–20 ha) med relativt tät flerskiktad granskog. Arten missgynnas när flerskiktad skog omförs till enskiktade bestånd och även röjning och hård gallring är starkt negativt. Lavskrikan har relativt stora hemområden och försvinner när den äldre skogen fragmenteras, särskilt allvarligt är när kärnområdena avverkas. (Skogsstyrelsen 2016). Populationen har minskat med 20–40 % de senaste 30 åren. Arten försvinner successivt framför allt vid dess utbredningsgränser (SLU Artdatabanken, 2021).</w:t>
+        <w:t xml:space="preserve">, som är typisk art för </w:t>
+      </w:r>
+      <w:r>
+        <w:rPr>
+          <w:i/>
+        </w:rPr>
+        <w:t>9010 Taiga</w:t>
+      </w:r>
+      <w:r>
+        <w:t xml:space="preserve"> och prioriterad art i Skogsvårdslagen, är en mycket stationär fågel, som häckar i äldre, slutna och hänglavsrika barrskogar. Reviren är livslånga med hemområden som varierar mellan 50 och 150 ha. Inom ett revir av hög kvalitet finns det som regel ett eller flera kärnområden (1–20 ha) med relativt tät flerskiktad granskog. Arten missgynnas när flerskiktad skog omförs till enskiktade bestånd och även röjning och hård gallring är starkt negativt. Lavskrikan har relativt stora hemområden och försvinner när den äldre skogen fragmenteras, särskilt allvarligt är när kärnområdena avverkas. (Skogsstyrelsen 2016). Populationen har minskat med 20–40 % de senaste 30 åren. Arten försvinner successivt framför allt vid dess utbredningsgränser (SLU Artdatabanken, 2021).</w:t>
       </w:r>
     </w:p>
     <w:p>
@@ -178,7 +223,25 @@
         <w:t>Spillkråka (NT, §4)</w:t>
       </w:r>
       <w:r>
-        <w:t xml:space="preserve"> är rödlistad som nära hotad och ingår i bilaga 1 i EU:s fågeldirektiv. Den minskar i population på grund av minskad tillgång på lämpliga bo- och födoträd och minskad födotillgång. Spillkråkans minskningstakt har uppgått till 19 (24–10) % under de senaste 15 åren. Minskningstakten för den svenska populationen bedöms vara nära gränsvärdet för Sårbar (VU) (A2bc). Skogsbruk med korta omloppstider och täta, homogena ungskogar utgör det största hotet, (SLU Artdatabanken, 2023).</w:t>
+        <w:t xml:space="preserve"> är rödlistad som nära hotad och ingår i bilaga 1 i EU:s fågeldirektiv. Den minskar i population på grund av minskad tillgång på lämpliga bo- och födoträd och minskad födotillgång. Spillkråkans minskningstakt har uppgått till 19 (24–10) % under de senaste 15 åren. Minskningstakten för den svenska populationen bedöms vara nära gränsvärdet för Sårbar (VU) (A2bc). Skogsbruk med korta omloppstider och täta, homogena ungskogar utgör det största hotet. Spillkråka är typisk art för </w:t>
+      </w:r>
+      <w:r>
+        <w:rPr>
+          <w:i/>
+        </w:rPr>
+        <w:t xml:space="preserve">9010 Taiga </w:t>
+      </w:r>
+      <w:r>
+        <w:t>och</w:t>
+      </w:r>
+      <w:r>
+        <w:rPr>
+          <w:i/>
+        </w:rPr>
+        <w:t xml:space="preserve"> 9740 Skogsbevuxen myr </w:t>
+      </w:r>
+      <w:r>
+        <w:t>(SLU Artdatabanken, 2023).</w:t>
       </w:r>
     </w:p>
     <w:p>
@@ -209,7 +272,16 @@
     </w:p>
     <w:p>
       <w:r>
-        <w:t>Lavskrikan är fridlyst enligt 4 § artskyddsförordningen (2007:845) och ingår i förteckningen över prioriterade arter i Skogsstyrelsens föreskrifter och allmänna råd (SKSFS 2011:7) bilaga 4.</w:t>
+        <w:t xml:space="preserve">Lavskrika är typisk art för </w:t>
+      </w:r>
+      <w:r>
+        <w:rPr>
+          <w:i/>
+        </w:rPr>
+        <w:t>9010 Taiga</w:t>
+      </w:r>
+      <w:r>
+        <w:t>, fridlyst enligt 4 § artskyddsförordningen (2007:845) och ingår i förteckningen över prioriterade arter i Skogsstyrelsens föreskrifter och allmänna råd (SKSFS 2011:7) bilaga 4.</w:t>
       </w:r>
     </w:p>
     <w:p>
@@ -286,12 +358,30 @@
     </w:p>
     <w:p>
       <w:r>
-        <w:t>Spillkråka (NT) är rödlistad som nära hotad, fridlyst enligt §4 Artskyddsförordningen och ingår i bilaga 1 i EU:s fågeldirektiv. Spillkråka lever i både barr- och blandskog liksom i ren lövskog. De tätaste populationerna tenderar att finnas i äldre, variationsrik blandskog med gott om död ved och gamla träd.</w:t>
+        <w:t xml:space="preserve">Spillkråka (NT) är rödlistad som nära hotad, fridlyst enligt §4 Artskyddsförordningen, typisk art för </w:t>
+      </w:r>
+      <w:r>
+        <w:rPr>
+          <w:i/>
+        </w:rPr>
+        <w:t xml:space="preserve">9010 Taiga </w:t>
+      </w:r>
+      <w:r>
+        <w:t>och</w:t>
+      </w:r>
+      <w:r>
+        <w:rPr>
+          <w:i/>
+        </w:rPr>
+        <w:t xml:space="preserve"> 9740 Skogsbevuxen myr</w:t>
+      </w:r>
+      <w:r>
+        <w:t xml:space="preserve"> och ingår i bilaga 1 i EU:s fågeldirektiv. Spillkråka lever i både barr- och blandskog liksom i ren lövskog. De tätaste populationerna tenderar att finnas i äldre, variationsrik blandskog med gott om död ved och gamla träd.</w:t>
       </w:r>
     </w:p>
     <w:p>
       <w:r>
-        <w:t>Varje par utnyttjar 400–1000 hektar skog beroende på skogens kvalitet. En minskning av populationen pågår på grund av minskad tillgång på lämpliga bo- och födoträd och minskad födotillgång. Spillkråkans minskningstakt har uppgått till 19 (24–10) % under de senaste 15 åren. Minskningstakten för den svenska populationen bedöms vara nära gränsvärdet för Sårbar (VU) (A2bc). Skogsbruk med korta omloppstider och täta, homogena ungskogar utgör det största hotet (Artdatabanken 2023).</w:t>
+        <w:t>Varje par utnyttjar 400–1000 hektar skog beroende på skogens kvalitet. En minskning av populationen pågår på grund av minskad tillgång på lämpliga bo- och födoträd och minskad födotillgång. Spillkråkans minskningstakt har uppgått till 19 (24–10) % under de senaste 15 åren. Minskningstakten för den svenska populationen bedöms vara nära gränsvärdet för Sårbar (VU) (A2bc). Skogsbruk med korta omloppstider och täta, homogena ungskogar utgör det största hotet (SLU Artdatabanken 2023).</w:t>
       </w:r>
     </w:p>
     <w:p>
@@ -444,7 +534,7 @@
     <w:r>
       <w:tab/>
       <w:tab/>
-      <w:t>2026-01-28</w:t>
+      <w:t>2026-01-29</w:t>
       <w:br/>
       <w:br/>
     </w:r>

--- a/tillsyn/A 37325-2022 tillsynsbegäran.docx
+++ b/tillsyn/A 37325-2022 tillsynsbegäran.docx
@@ -534,7 +534,7 @@
     <w:r>
       <w:tab/>
       <w:tab/>
-      <w:t>2026-01-29</w:t>
+      <w:t>2026-01-30</w:t>
       <w:br/>
       <w:br/>
     </w:r>

--- a/tillsyn/A 37325-2022 tillsynsbegäran.docx
+++ b/tillsyn/A 37325-2022 tillsynsbegäran.docx
@@ -534,7 +534,7 @@
     <w:r>
       <w:tab/>
       <w:tab/>
-      <w:t>2026-01-30</w:t>
+      <w:t>2026-01-31</w:t>
       <w:br/>
       <w:br/>
     </w:r>

--- a/tillsyn/A 37325-2022 tillsynsbegäran.docx
+++ b/tillsyn/A 37325-2022 tillsynsbegäran.docx
@@ -534,7 +534,7 @@
     <w:r>
       <w:tab/>
       <w:tab/>
-      <w:t>2026-03-01</w:t>
+      <w:t>2026-03-02</w:t>
       <w:br/>
       <w:br/>
     </w:r>

--- a/tillsyn/A 37325-2022 tillsynsbegäran.docx
+++ b/tillsyn/A 37325-2022 tillsynsbegäran.docx
@@ -113,7 +113,7 @@
         <w:rPr>
           <w:i/>
         </w:rPr>
-        <w:t xml:space="preserve"> 9070 Trädklädd betesmark </w:t>
+        <w:t xml:space="preserve"> 9070 Trädklädd betesmark</w:t>
       </w:r>
       <w:r>
         <w:t xml:space="preserve"> (SLU Artdatabanken, 2024).</w:t>
@@ -534,7 +534,7 @@
     <w:r>
       <w:tab/>
       <w:tab/>
-      <w:t>2026-03-02</w:t>
+      <w:t>2026-03-03</w:t>
       <w:br/>
       <w:br/>
     </w:r>

--- a/tillsyn/A 37325-2022 tillsynsbegäran.docx
+++ b/tillsyn/A 37325-2022 tillsynsbegäran.docx
@@ -534,7 +534,7 @@
     <w:r>
       <w:tab/>
       <w:tab/>
-      <w:t>2026-03-03</w:t>
+      <w:t>2026-03-04</w:t>
       <w:br/>
       <w:br/>
     </w:r>

--- a/tillsyn/A 37325-2022 tillsynsbegäran.docx
+++ b/tillsyn/A 37325-2022 tillsynsbegäran.docx
@@ -534,7 +534,7 @@
     <w:r>
       <w:tab/>
       <w:tab/>
-      <w:t>2026-03-04</w:t>
+      <w:t>2026-03-05</w:t>
       <w:br/>
       <w:br/>
     </w:r>

--- a/tillsyn/A 37325-2022 tillsynsbegäran.docx
+++ b/tillsyn/A 37325-2022 tillsynsbegäran.docx
@@ -534,7 +534,7 @@
     <w:r>
       <w:tab/>
       <w:tab/>
-      <w:t>2026-03-05</w:t>
+      <w:t>2026-03-06</w:t>
       <w:br/>
       <w:br/>
     </w:r>

--- a/tillsyn/A 37325-2022 tillsynsbegäran.docx
+++ b/tillsyn/A 37325-2022 tillsynsbegäran.docx
@@ -534,7 +534,7 @@
     <w:r>
       <w:tab/>
       <w:tab/>
-      <w:t>2026-03-06</w:t>
+      <w:t>2026-03-07</w:t>
       <w:br/>
       <w:br/>
     </w:r>

--- a/tillsyn/A 37325-2022 tillsynsbegäran.docx
+++ b/tillsyn/A 37325-2022 tillsynsbegäran.docx
@@ -548,7 +548,7 @@
     <w:r>
       <w:tab/>
       <w:tab/>
-      <w:t>2026-03-13</w:t>
+      <w:t>2026-03-16</w:t>
       <w:br/>
       <w:br/>
     </w:r>

--- a/tillsyn/A 37325-2022 tillsynsbegäran.docx
+++ b/tillsyn/A 37325-2022 tillsynsbegäran.docx
@@ -548,7 +548,7 @@
     <w:r>
       <w:tab/>
       <w:tab/>
-      <w:t>2026-03-16</w:t>
+      <w:t>2026-03-17</w:t>
       <w:br/>
       <w:br/>
     </w:r>

--- a/tillsyn/A 37325-2022 tillsynsbegäran.docx
+++ b/tillsyn/A 37325-2022 tillsynsbegäran.docx
@@ -548,7 +548,7 @@
     <w:r>
       <w:tab/>
       <w:tab/>
-      <w:t>2026-03-17</w:t>
+      <w:t>2026-03-18</w:t>
       <w:br/>
       <w:br/>
     </w:r>

--- a/tillsyn/A 37325-2022 tillsynsbegäran.docx
+++ b/tillsyn/A 37325-2022 tillsynsbegäran.docx
@@ -548,7 +548,7 @@
     <w:r>
       <w:tab/>
       <w:tab/>
-      <w:t>2026-03-18</w:t>
+      <w:t>2026-03-19</w:t>
       <w:br/>
       <w:br/>
     </w:r>

--- a/tillsyn/A 37325-2022 tillsynsbegäran.docx
+++ b/tillsyn/A 37325-2022 tillsynsbegäran.docx
@@ -548,7 +548,7 @@
     <w:r>
       <w:tab/>
       <w:tab/>
-      <w:t>2026-03-19</w:t>
+      <w:t>2026-03-20</w:t>
       <w:br/>
       <w:br/>
     </w:r>

--- a/tillsyn/A 37325-2022 tillsynsbegäran.docx
+++ b/tillsyn/A 37325-2022 tillsynsbegäran.docx
@@ -548,7 +548,7 @@
     <w:r>
       <w:tab/>
       <w:tab/>
-      <w:t>2026-03-20</w:t>
+      <w:t>2026-03-21</w:t>
       <w:br/>
       <w:br/>
     </w:r>

--- a/tillsyn/A 37325-2022 tillsynsbegäran.docx
+++ b/tillsyn/A 37325-2022 tillsynsbegäran.docx
@@ -548,7 +548,7 @@
     <w:r>
       <w:tab/>
       <w:tab/>
-      <w:t>2026-03-21</w:t>
+      <w:t>2026-03-22</w:t>
       <w:br/>
       <w:br/>
     </w:r>

--- a/tillsyn/A 37325-2022 tillsynsbegäran.docx
+++ b/tillsyn/A 37325-2022 tillsynsbegäran.docx
@@ -548,7 +548,7 @@
     <w:r>
       <w:tab/>
       <w:tab/>
-      <w:t>2026-03-22</w:t>
+      <w:t>2026-03-23</w:t>
       <w:br/>
       <w:br/>
     </w:r>

--- a/tillsyn/A 37325-2022 tillsynsbegäran.docx
+++ b/tillsyn/A 37325-2022 tillsynsbegäran.docx
@@ -548,7 +548,7 @@
     <w:r>
       <w:tab/>
       <w:tab/>
-      <w:t>2026-03-23</w:t>
+      <w:t>2026-03-24</w:t>
       <w:br/>
       <w:br/>
     </w:r>

--- a/tillsyn/A 37325-2022 tillsynsbegäran.docx
+++ b/tillsyn/A 37325-2022 tillsynsbegäran.docx
@@ -548,7 +548,7 @@
     <w:r>
       <w:tab/>
       <w:tab/>
-      <w:t>2026-03-24</w:t>
+      <w:t>2026-03-25</w:t>
       <w:br/>
       <w:br/>
     </w:r>

--- a/tillsyn/A 37325-2022 tillsynsbegäran.docx
+++ b/tillsyn/A 37325-2022 tillsynsbegäran.docx
@@ -548,7 +548,7 @@
     <w:r>
       <w:tab/>
       <w:tab/>
-      <w:t>2026-03-25</w:t>
+      <w:t>2026-03-26</w:t>
       <w:br/>
       <w:br/>
     </w:r>

--- a/tillsyn/A 37325-2022 tillsynsbegäran.docx
+++ b/tillsyn/A 37325-2022 tillsynsbegäran.docx
@@ -548,7 +548,7 @@
     <w:r>
       <w:tab/>
       <w:tab/>
-      <w:t>2026-03-26</w:t>
+      <w:t>2026-03-27</w:t>
       <w:br/>
       <w:br/>
     </w:r>

--- a/tillsyn/A 37325-2022 tillsynsbegäran.docx
+++ b/tillsyn/A 37325-2022 tillsynsbegäran.docx
@@ -548,7 +548,7 @@
     <w:r>
       <w:tab/>
       <w:tab/>
-      <w:t>2026-03-27</w:t>
+      <w:t>2026-03-28</w:t>
       <w:br/>
       <w:br/>
     </w:r>

--- a/tillsyn/A 37325-2022 tillsynsbegäran.docx
+++ b/tillsyn/A 37325-2022 tillsynsbegäran.docx
@@ -548,7 +548,7 @@
     <w:r>
       <w:tab/>
       <w:tab/>
-      <w:t>2026-03-28</w:t>
+      <w:t>2026-03-29</w:t>
       <w:br/>
       <w:br/>
     </w:r>

--- a/tillsyn/A 37325-2022 tillsynsbegäran.docx
+++ b/tillsyn/A 37325-2022 tillsynsbegäran.docx
@@ -548,7 +548,7 @@
     <w:r>
       <w:tab/>
       <w:tab/>
-      <w:t>2026-03-29</w:t>
+      <w:t>2026-03-30</w:t>
       <w:br/>
       <w:br/>
     </w:r>

--- a/tillsyn/A 37325-2022 tillsynsbegäran.docx
+++ b/tillsyn/A 37325-2022 tillsynsbegäran.docx
@@ -548,7 +548,7 @@
     <w:r>
       <w:tab/>
       <w:tab/>
-      <w:t>2026-03-30</w:t>
+      <w:t>2026-03-31</w:t>
       <w:br/>
       <w:br/>
     </w:r>

--- a/tillsyn/A 37325-2022 tillsynsbegäran.docx
+++ b/tillsyn/A 37325-2022 tillsynsbegäran.docx
@@ -548,7 +548,7 @@
     <w:r>
       <w:tab/>
       <w:tab/>
-      <w:t>2026-03-31</w:t>
+      <w:t>2026-04-01</w:t>
       <w:br/>
       <w:br/>
     </w:r>

--- a/tillsyn/A 37325-2022 tillsynsbegäran.docx
+++ b/tillsyn/A 37325-2022 tillsynsbegäran.docx
@@ -548,7 +548,7 @@
     <w:r>
       <w:tab/>
       <w:tab/>
-      <w:t>2026-04-01</w:t>
+      <w:t>2026-04-02</w:t>
       <w:br/>
       <w:br/>
     </w:r>

--- a/tillsyn/A 37325-2022 tillsynsbegäran.docx
+++ b/tillsyn/A 37325-2022 tillsynsbegäran.docx
@@ -548,7 +548,7 @@
     <w:r>
       <w:tab/>
       <w:tab/>
-      <w:t>2026-04-02</w:t>
+      <w:t>2026-04-03</w:t>
       <w:br/>
       <w:br/>
     </w:r>

--- a/tillsyn/A 37325-2022 tillsynsbegäran.docx
+++ b/tillsyn/A 37325-2022 tillsynsbegäran.docx
@@ -548,7 +548,7 @@
     <w:r>
       <w:tab/>
       <w:tab/>
-      <w:t>2026-04-03</w:t>
+      <w:t>2026-04-04</w:t>
       <w:br/>
       <w:br/>
     </w:r>

--- a/tillsyn/A 37325-2022 tillsynsbegäran.docx
+++ b/tillsyn/A 37325-2022 tillsynsbegäran.docx
@@ -548,7 +548,7 @@
     <w:r>
       <w:tab/>
       <w:tab/>
-      <w:t>2026-04-04</w:t>
+      <w:t>2026-04-05</w:t>
       <w:br/>
       <w:br/>
     </w:r>

--- a/tillsyn/A 37325-2022 tillsynsbegäran.docx
+++ b/tillsyn/A 37325-2022 tillsynsbegäran.docx
@@ -548,7 +548,7 @@
     <w:r>
       <w:tab/>
       <w:tab/>
-      <w:t>2026-04-05</w:t>
+      <w:t>2026-04-06</w:t>
       <w:br/>
       <w:br/>
     </w:r>

--- a/tillsyn/A 37325-2022 tillsynsbegäran.docx
+++ b/tillsyn/A 37325-2022 tillsynsbegäran.docx
@@ -584,7 +584,7 @@
     <w:r>
       <w:tab/>
       <w:tab/>
-      <w:t>2026-06-15</w:t>
+      <w:t>2026-06-16</w:t>
       <w:br/>
       <w:br/>
     </w:r>

--- a/tillsyn/A 37325-2022 tillsynsbegäran.docx
+++ b/tillsyn/A 37325-2022 tillsynsbegäran.docx
@@ -584,7 +584,7 @@
     <w:r>
       <w:tab/>
       <w:tab/>
-      <w:t>2026-06-16</w:t>
+      <w:t>2026-06-17</w:t>
       <w:br/>
       <w:br/>
     </w:r>

--- a/tillsyn/A 37325-2022 tillsynsbegäran.docx
+++ b/tillsyn/A 37325-2022 tillsynsbegäran.docx
@@ -1,6 +1,6 @@
 
 <file path=word/document.xml><?xml version="1.0" encoding="utf-8"?>
-<w:document xmlns:wpc="http://schemas.microsoft.com/office/word/2010/wordprocessingCanvas" xmlns:cx="http://schemas.microsoft.com/office/drawing/2014/chartex" xmlns:cx1="http://schemas.microsoft.com/office/drawing/2015/9/8/chartex" xmlns:cx2="http://schemas.microsoft.com/office/drawing/2015/10/21/chartex" xmlns:cx3="http://schemas.microsoft.com/office/drawing/2016/5/9/chartex" xmlns:cx4="http://schemas.microsoft.com/office/drawing/2016/5/10/chartex" xmlns:cx5="http://schemas.microsoft.com/office/drawing/2016/5/11/chartex" xmlns:cx6="http://schemas.microsoft.com/office/drawing/2016/5/12/chartex" xmlns:cx7="http://schemas.microsoft.com/office/drawing/2016/5/13/chartex" xmlns:cx8="http://schemas.microsoft.com/office/drawing/2016/5/14/chartex" xmlns:mc="http://schemas.openxmlformats.org/markup-compatibility/2006" xmlns:aink="http://schemas.microsoft.com/office/drawing/2016/ink" xmlns:am3d="http://schemas.microsoft.com/office/drawing/2017/model3d" xmlns:o="urn:schemas-microsoft-com:office:office" xmlns:oel="http://schemas.microsoft.com/office/2019/extlst" xmlns:r="http://schemas.openxmlformats.org/officeDocument/2006/relationships" xmlns:m="http://schemas.openxmlformats.org/officeDocument/2006/math" xmlns:v="urn:schemas-microsoft-com:vml" xmlns:wp14="http://schemas.microsoft.com/office/word/2010/wordprocessingDrawing" xmlns:wp="http://schemas.openxmlformats.org/drawingml/2006/wordprocessingDrawing" xmlns:w10="urn:schemas-microsoft-com:office:word" xmlns:w="http://schemas.openxmlformats.org/wordprocessingml/2006/main" xmlns:w14="http://schemas.microsoft.com/office/word/2010/wordml" xmlns:w15="http://schemas.microsoft.com/office/word/2012/wordml" xmlns:w16cex="http://schemas.microsoft.com/office/word/2018/wordml/cex" xmlns:w16cid="http://schemas.microsoft.com/office/word/2016/wordml/cid" xmlns:w16="http://schemas.microsoft.com/office/word/2018/wordml" xmlns:w16sdtdh="http://schemas.microsoft.com/office/word/2020/wordml/sdtdatahash" xmlns:w16se="http://schemas.microsoft.com/office/word/2015/wordml/symex" xmlns:wpg="http://schemas.microsoft.com/office/word/2010/wordprocessingGroup" xmlns:wpi="http://schemas.microsoft.com/office/word/2010/wordprocessingInk" xmlns:wne="http://schemas.microsoft.com/office/word/2006/wordml" xmlns:wps="http://schemas.microsoft.com/office/word/2010/wordprocessingShape" mc:Ignorable="w14 w15 w16se w16cid w16 w16cex w16sdtdh wp14">
+<w:document xmlns:wpc="http://schemas.microsoft.com/office/word/2010/wordprocessingCanvas" xmlns:cx="http://schemas.microsoft.com/office/drawing/2014/chartex" xmlns:cx1="http://schemas.microsoft.com/office/drawing/2015/9/8/chartex" xmlns:cx2="http://schemas.microsoft.com/office/drawing/2015/10/21/chartex" xmlns:cx3="http://schemas.microsoft.com/office/drawing/2016/5/9/chartex" xmlns:cx4="http://schemas.microsoft.com/office/drawing/2016/5/10/chartex" xmlns:cx5="http://schemas.microsoft.com/office/drawing/2016/5/11/chartex" xmlns:cx6="http://schemas.microsoft.com/office/drawing/2016/5/12/chartex" xmlns:cx7="http://schemas.microsoft.com/office/drawing/2016/5/13/chartex" xmlns:cx8="http://schemas.microsoft.com/office/drawing/2016/5/14/chartex" xmlns:mc="http://schemas.openxmlformats.org/markup-compatibility/2006" xmlns:aink="http://schemas.microsoft.com/office/drawing/2016/ink" xmlns:am3d="http://schemas.microsoft.com/office/drawing/2017/model3d" xmlns:o="urn:schemas-microsoft-com:office:office" xmlns:oel="http://schemas.microsoft.com/office/2019/extlst" xmlns:r="http://schemas.openxmlformats.org/officeDocument/2006/relationships" xmlns:m="http://schemas.openxmlformats.org/officeDocument/2006/math" xmlns:v="urn:schemas-microsoft-com:vml" xmlns:wp14="http://schemas.microsoft.com/office/word/2010/wordprocessingDrawing" xmlns:wp="http://schemas.openxmlformats.org/drawingml/2006/wordprocessingDrawing" xmlns:w10="urn:schemas-microsoft-com:office:word" xmlns:w="http://schemas.openxmlformats.org/wordprocessingml/2006/main" xmlns:w14="http://schemas.microsoft.com/office/word/2010/wordml" xmlns:w15="http://schemas.microsoft.com/office/word/2012/wordml" xmlns:w16cex="http://schemas.microsoft.com/office/word/2018/wordml/cex" xmlns:w16cid="http://schemas.microsoft.com/office/word/2016/wordml/cid" xmlns:w16="http://schemas.microsoft.com/office/word/2018/wordml" xmlns:w16du="http://schemas.microsoft.com/office/word/2023/wordml/word16du" xmlns:w16sdtdh="http://schemas.microsoft.com/office/word/2020/wordml/sdtdatahash" xmlns:w16sdtfl="http://schemas.microsoft.com/office/word/2024/wordml/sdtformatlock" xmlns:w16se="http://schemas.microsoft.com/office/word/2015/wordml/symex" xmlns:wpg="http://schemas.microsoft.com/office/word/2010/wordprocessingGroup" xmlns:wpi="http://schemas.microsoft.com/office/word/2010/wordprocessingInk" xmlns:wne="http://schemas.microsoft.com/office/word/2006/wordml" xmlns:wps="http://schemas.microsoft.com/office/word/2010/wordprocessingShape" mc:Ignorable="w14 w15 w16se w16cid w16 w16cex w16sdtdh w16sdtfl w16du wp14">
   <w:body>
     <w:p>
       <w:pPr>
@@ -12,35 +12,10 @@
     </w:p>
     <w:p>
       <w:r>
-        <w:t>Detta dokument behandlar höga naturvärden i avverkningsanmälan A 37325-2022 i Vilhelmina kommun. Denna avverkningsanmälan inkom 2022-09-02 00:00:00 och omfattar 11,0 ha.</w:t>
+        <w:t>Detta dokument behandlar höga naturvärden i avverkningsanmälan A 37325-2022 i Vilhelmina kommun som inkom 2022-09-02 och omfattar 11,0 ha.</w:t>
       </w:r>
-    </w:p>
-    <w:p>
       <w:r>
-        <w:t>Vi begär härmed att Skogsstyrelsen fattar beslut enligt miljöbalken som säkerställer att skogens höga naturvärden bevaras samt säkerställer att EU-lagstiftning efterlevs och att artskyddsbrott förhindras. Vi önskar även ta del av de ställningstaganden och beslut som myndigheterna meddelar till följd av aktuell avverkningsanmälan och föreningens inlaga (se 34 § förvaltningslagen).</w:t>
-      </w:r>
-    </w:p>
-    <w:p>
-      <w:r>
-        <w:t>Nedan beskrivs fynd av naturvårdsarter och fridlysta arter som gjorts i det avverkningsanmälda området. I BILAGA 1 finns artfakta om fridlysta arter.</w:t>
-      </w:r>
-    </w:p>
-    <w:p>
-      <w:pPr>
-        <w:pStyle w:val="Heading1"/>
-      </w:pPr>
-      <w:r>
-        <w:t>Naturvårdsarter</w:t>
-      </w:r>
-    </w:p>
-    <w:p>
-      <w:r>
-        <w:t>I avverkningsanmälan har följande 5 naturvårdsarter hittats: garnlav (NT), granticka (NT), skrovellav (NT), spillkråka (NT, §4) och lavskrika (§4). Av dessa är 4 rödlistade. För rödlistade arter har rödlistekategorin angivits inom parentes. För fridlysta arter anges även paragrafen i Artskyddsförordningen som arten är fridlyst enligt.</w:t>
-      </w:r>
-    </w:p>
-    <w:p>
-      <w:r>
-        <w:t>De påträffade naturvårdsarterna är ett tydligt kvitto på att detta rör sig om en skog med höga naturvärden. I Figur 1 visas en karta över det avverkningsanmälda området, där samtliga fyndplatser för naturvårdsarter som finns registrerade på Artportalen har markerats.</w:t>
+        <w:t xml:space="preserve"> I Figur 1 visas fyndplatser för naturvårdsarter i området, som finns registrerade på Artportalen.</w:t>
       </w:r>
     </w:p>
     <w:p>
@@ -50,7 +25,7 @@
       <w:r>
         <w:drawing>
           <wp:inline xmlns:a="http://schemas.openxmlformats.org/drawingml/2006/main" xmlns:pic="http://schemas.openxmlformats.org/drawingml/2006/picture">
-            <wp:extent cx="5486400" cy="3366941"/>
+            <wp:extent cx="5486400" cy="4472076"/>
             <wp:docPr id="1" name="Picture 1"/>
             <wp:cNvGraphicFramePr>
               <a:graphicFrameLocks noChangeAspect="1"/>
@@ -71,7 +46,7 @@
                   <pic:spPr>
                     <a:xfrm>
                       <a:off x="0" y="0"/>
-                      <a:ext cx="5486400" cy="3366941"/>
+                      <a:ext cx="5486400" cy="4472076"/>
                     </a:xfrm>
                     <a:prstGeom prst="rect"/>
                   </pic:spPr>
@@ -85,123 +60,25 @@
     <w:p>
       <w:pPr>
         <w:pStyle w:val="Caption"/>
+        <w:spacing w:after="240"/>
       </w:pPr>
       <w:r>
-        <w:t>Figur 1. Fyndplatser för naturvårdsarter i det avverkningsanmälda området (röd linje). Markörer utan svart kant är placerade på fyndplatsen. Markörer med svart kant är placerade vid sidan av fyndplatsen och har ett svart streck som visar fyndplatsens exakta position. Kartans mittpunktskoordinat är N 7190042, E 557520 i SWEREF 99 TM.</w:t>
+        <w:t>Figur 1. Fyndplatser för naturvårdsarter i avverkningsanmälan (röd linje). Inom parentes anges rödlistekategorier, S för signalarter, Tför typiska arter och fridlysningsparagrafer i artskyddsförordningen.Markörer utan svart kant är placerade på fyndplatsen. Markörer med svart kant är placerade vid sidan av fyndplatsen och har ett svart streck som visar fyndplatsens exakta position. Kartans mittpunktskoordinat är N 7190042, E 557520 i SWEREF 99 TM.</w:t>
       </w:r>
     </w:p>
     <w:p>
       <w:r>
-        <w:rPr>
-          <w:b/>
-        </w:rPr>
-        <w:t>Garnlav (VU)</w:t>
-      </w:r>
-      <w:r>
-        <w:t xml:space="preserve"> är en utpräglad barrskogsart som ibland kan drapera träden i norrländska grannaturskogar med hög luftfuktighet. Den förekommer även i talldominerade bestånd där den, förutom i trädens grenverk, påträffas hängande över ojämnheter i tallbarken. Arten har minskat starkt i södra och mellersta Sverige och den minskar även i sitt nordliga utbredningsområde. Minskningstakten uppgår till 30 (20–50) % inom 50 år och överstiger gränsvärdet för Sårbar (VU). Orsaken till tillbakagången beror främst på slutavverkningar av naturskogsartade skogar. Bestånd med riklig förekomst bör regelmässigt sparas, vilket även gynnar flera andra sällsynta och rödlistade arter. Garnlav är värdväxt för den mycket sällsynta och akut hotade fjärilen barrskogslavfly (CR) som hör hemma i boreala barrskogar med riklig förekomst av värdväxten. Tidigare kunde arten konstateras årligen på flera platser vid Dala-Floda i Dalarna innan lokalerna kalavverkades. Senaste fyndet i landet av barrskogslavfly är från år 2000 då den påträffades vid Högberget i Sollefteå kommun. Garnlav är typisk art för </w:t>
-      </w:r>
-      <w:r>
-        <w:rPr>
-          <w:i/>
-        </w:rPr>
-        <w:t xml:space="preserve">9010 Taiga </w:t>
-      </w:r>
-      <w:r>
-        <w:t>och</w:t>
-      </w:r>
-      <w:r>
-        <w:rPr>
-          <w:i/>
-        </w:rPr>
-        <w:t xml:space="preserve"> 9070 Trädklädd betesmark</w:t>
-      </w:r>
-      <w:r>
-        <w:t xml:space="preserve"> (SLU Artdatabanken, 2026).</w:t>
+        <w:t>Vi begär härmed att Skogsstyrelsen fattar beslut enligt miljöbalken som säkerställer att skogens höga naturvärden bevaras samt att EU-lagstiftning efterlevs och att artskyddsbrott förhindras.</w:t>
       </w:r>
     </w:p>
     <w:p>
       <w:r>
-        <w:rPr>
-          <w:b/>
-        </w:rPr>
-        <w:t>Granticka</w:t>
-      </w:r>
-      <w:r>
-        <w:t xml:space="preserve"> förekommer främst i äldre skogar med naturskogskaraktär, liksom i dimensionsavverkade och plockhuggna skogar. I äldre grannaturskog i norra Sverige är den alltjämt en förhållandevis vanlig karaktärsart, medan den längre söderut blir allt mer sällsynt. I Götaland och delar av Svealand är den en god signalart för skyddsvärda granskogsmiljöer. Arten bedöms ha minskat starkt under senare år på grund av skogsavverkningar, då den framför allt växer i äldre granskog med långvarig grankontinuitet. I urskogsliknande bestånd i norra Sverige kan ibland påträffas den mycket sällsynta tickan grantickeporing (VU), som lever på döda grantickor. Det som tidigare inbegripit grantickan har visat sig röra sig om två arter; tajgagranticka </w:t>
-      </w:r>
-      <w:r>
-        <w:rPr>
-          <w:i/>
-        </w:rPr>
-        <w:t>Porodaedalea abietis</w:t>
-      </w:r>
-      <w:r>
-        <w:t xml:space="preserve"> (LC) och </w:t>
-      </w:r>
-      <w:r>
-        <w:rPr>
-          <w:i/>
-        </w:rPr>
-        <w:t>Porodaedalea chrysoloma</w:t>
-      </w:r>
-      <w:r>
-        <w:t xml:space="preserve"> (DD). Den nordligare arten, tajgagranticka, bildar större fruktkroppar och har sin främsta förekomst i norra Sverige, medan den mer tunnköttiga arten, </w:t>
-      </w:r>
-      <w:r>
-        <w:rPr>
-          <w:i/>
-        </w:rPr>
-        <w:t>P. chrysoloma</w:t>
-      </w:r>
-      <w:r>
-        <w:t>, förekommer i sydöstra Sverige och på Gotland (SLU Artdatabanken, 2026; Nitare &amp; Skogsstyrelsen, 2019).</w:t>
+        <w:t>Vi önskar även ta del av de ställningstaganden och beslut som myndigheten meddelar till följd av aktuell avverkningsanmälan och föreningens inlaga (se 34 § förvaltningslagen).</w:t>
       </w:r>
     </w:p>
     <w:p>
       <w:r>
-        <w:rPr>
-          <w:b/>
-        </w:rPr>
-        <w:t>Skrovellav (NT)</w:t>
-      </w:r>
-      <w:r>
-        <w:t xml:space="preserve"> växer på gamla lövträd och på klippor i gamla skogar med hög och jämn luftfuktighet. Slutavverkning av kontinuitetsskog utgör det största hotet och lavens fortsatta förekomst bör säkerställas genom att lokaler med äldre skog skyddas. I områden med mycket hög luftfuktighet kan man på bålen av skrovellav finna de sällsynta parasitsvamparna skrovellavsknapp (EN), </w:t>
-      </w:r>
-      <w:r>
-        <w:rPr>
-          <w:i/>
-        </w:rPr>
-        <w:t>Catillaria lobariicola</w:t>
-      </w:r>
-      <w:r>
-        <w:t xml:space="preserve"> (VU) och </w:t>
-      </w:r>
-      <w:r>
-        <w:rPr>
-          <w:i/>
-        </w:rPr>
-        <w:t>Merismatium lobariae</w:t>
-      </w:r>
-      <w:r>
-        <w:t xml:space="preserve"> (DD). Skrovellav är typisk art för </w:t>
-      </w:r>
-      <w:r>
-        <w:rPr>
-          <w:i/>
-        </w:rPr>
-        <w:t xml:space="preserve">9010 Taiga, 9020 Nordlig ädellövskog, 9040 Fjällbjörkskog, 9070 Trädklädd betesmark, 9160 Näringsrik ekskog, 9180 Ädellövskog i branter, 9190 Näringsfattig ekskog, 8210 Kalkbranter </w:t>
-      </w:r>
-      <w:r>
-        <w:t xml:space="preserve">och </w:t>
-      </w:r>
-      <w:r>
-        <w:rPr>
-          <w:i/>
-        </w:rPr>
-        <w:t>6530 Lövängar</w:t>
-      </w:r>
-      <w:r>
-        <w:t xml:space="preserve"> (SLU Artdatabanken, 2026; Nitare &amp; Skogsstyrelsen, 2019).</w:t>
+        <w:t>Nedan beskrivs fynd av naturvårdsarter och fridlysta arter som gjorts i det avverkningsanmälda området. I BILAGA 1 finns artfakta om fridlysta arter.</w:t>
       </w:r>
     </w:p>
     <w:p>
@@ -209,12 +86,30 @@
         <w:pStyle w:val="Heading1"/>
       </w:pPr>
       <w:r>
+        <w:t>Naturvårdsarter</w:t>
+      </w:r>
+    </w:p>
+    <w:p>
+      <w:r>
+        <w:t>I avverkningsanmälan har följande 4 naturvårdsarter hittats: garnlav (VU, T), lavskrika (NT, T, §4), skrovellav (NT, T) och spillkråka (T, §4). Av dessa är 3 rödlistade. För rödlistade arter har rödlistekategorin angivits inom parentes. Typiska arter inom Natura 2000 som är kopplade till skogsekosystem har markerats med (T). För fridlysta arter anges även paragrafen i Artskyddsförordningen som arten är fridlyst enligt.</w:t>
+      </w:r>
+    </w:p>
+    <w:p>
+      <w:r>
+        <w:t>De påträffade naturvårdsarterna är ett tydligt kvitto på att det rör sig om en skog med höga naturvärden.</w:t>
+      </w:r>
+    </w:p>
+    <w:p>
+      <w:pPr>
+        <w:pStyle w:val="Heading2"/>
+      </w:pPr>
+      <w:r>
         <w:t>Fridlysta arter</w:t>
       </w:r>
     </w:p>
     <w:p>
       <w:r>
-        <w:t>Följande fridlysta arter har sina livsmiljöer och växtplatser i den avverkningsanmälda skogen: spillkråka (NT, §4) och lavskrika (§4).</w:t>
+        <w:t>Följande fridlysta arter har sina livsmiljöer och växtplatser i den avverkningsanmälda skogen: lavskrika (NT, T, §4) och spillkråka (T, §4).</w:t>
       </w:r>
     </w:p>
     <w:p>
@@ -283,6 +178,90 @@
     <w:p>
       <w:r>
         <w:t>I BILAGA 1 finns mer detaljerad information om ekologi samt krav på livsmiljö hos fridlysta arter.</w:t>
+      </w:r>
+    </w:p>
+    <w:p>
+      <w:pPr>
+        <w:pStyle w:val="Heading2"/>
+      </w:pPr>
+      <w:r>
+        <w:t>Övriga naturvårdsarter</w:t>
+      </w:r>
+    </w:p>
+    <w:p>
+      <w:r>
+        <w:rPr>
+          <w:b/>
+        </w:rPr>
+        <w:t>Garnlav (VU)</w:t>
+      </w:r>
+      <w:r>
+        <w:t xml:space="preserve"> är en utpräglad barrskogsart som ibland kan drapera träden i norrländska grannaturskogar med hög luftfuktighet. Den förekommer även i talldominerade bestånd där den, förutom i trädens grenverk, påträffas hängande över ojämnheter i tallbarken. Arten har minskat starkt i södra och mellersta Sverige och den minskar även i sitt nordliga utbredningsområde. Minskningstakten uppgår till 30 (20–50) % inom 50 år och överstiger gränsvärdet för Sårbar (VU). Orsaken till tillbakagången beror främst på slutavverkningar av naturskogsartade skogar. Bestånd med riklig förekomst bör regelmässigt sparas, vilket även gynnar flera andra sällsynta och rödlistade arter. Garnlav är värdväxt för den mycket sällsynta och akut hotade fjärilen barrskogslavfly (CR) som hör hemma i boreala barrskogar med riklig förekomst av värdväxten. Tidigare kunde arten konstateras årligen på flera platser vid Dala-Floda i Dalarna innan lokalerna kalavverkades. Senaste fyndet i landet av barrskogslavfly är från år 2000 då den påträffades vid Högberget i Sollefteå kommun. Garnlav är typisk art för </w:t>
+      </w:r>
+      <w:r>
+        <w:rPr>
+          <w:i/>
+        </w:rPr>
+        <w:t xml:space="preserve">9010 Taiga </w:t>
+      </w:r>
+      <w:r>
+        <w:t>och</w:t>
+      </w:r>
+      <w:r>
+        <w:rPr>
+          <w:i/>
+        </w:rPr>
+        <w:t xml:space="preserve"> 9070 Trädklädd betesmark</w:t>
+      </w:r>
+      <w:r>
+        <w:t xml:space="preserve"> (SLU Artdatabanken, 2026).</w:t>
+      </w:r>
+    </w:p>
+    <w:p>
+      <w:r>
+        <w:rPr>
+          <w:b/>
+        </w:rPr>
+        <w:t>Skrovellav (NT)</w:t>
+      </w:r>
+      <w:r>
+        <w:t xml:space="preserve"> växer på gamla lövträd och på klippor i gamla skogar med hög och jämn luftfuktighet. Slutavverkning av kontinuitetsskog utgör det största hotet och lavens fortsatta förekomst bör säkerställas genom att lokaler med äldre skog skyddas. I områden med mycket hög luftfuktighet kan man på bålen av skrovellav finna de sällsynta parasitsvamparna skrovellavsknapp (EN), </w:t>
+      </w:r>
+      <w:r>
+        <w:rPr>
+          <w:i/>
+        </w:rPr>
+        <w:t>Catillaria lobariicola</w:t>
+      </w:r>
+      <w:r>
+        <w:t xml:space="preserve"> (VU) och </w:t>
+      </w:r>
+      <w:r>
+        <w:rPr>
+          <w:i/>
+        </w:rPr>
+        <w:t>Merismatium lobariae</w:t>
+      </w:r>
+      <w:r>
+        <w:t xml:space="preserve"> (DD). Skrovellav är typisk art för </w:t>
+      </w:r>
+      <w:r>
+        <w:rPr>
+          <w:i/>
+        </w:rPr>
+        <w:t xml:space="preserve">9010 Taiga, 9020 Nordlig ädellövskog, 9040 Fjällbjörkskog, 9070 Trädklädd betesmark, 9160 Näringsrik ekskog, 9180 Ädellövskog i branter, 9190 Näringsfattig ekskog, 8210 Kalkbranter </w:t>
+      </w:r>
+      <w:r>
+        <w:t xml:space="preserve">och </w:t>
+      </w:r>
+      <w:r>
+        <w:rPr>
+          <w:i/>
+        </w:rPr>
+        <w:t>6530 Lövängar</w:t>
+      </w:r>
+      <w:r>
+        <w:t xml:space="preserve"> (SLU Artdatabanken, 2026; Nitare &amp; Skogsstyrelsen, 2019).</w:t>
       </w:r>
     </w:p>
     <w:p>
@@ -474,7 +453,7 @@
 </file>
 
 <file path=word/endnotes.xml><?xml version="1.0" encoding="utf-8"?>
-<w:endnotes xmlns:wpc="http://schemas.microsoft.com/office/word/2010/wordprocessingCanvas" xmlns:cx="http://schemas.microsoft.com/office/drawing/2014/chartex" xmlns:cx1="http://schemas.microsoft.com/office/drawing/2015/9/8/chartex" xmlns:cx2="http://schemas.microsoft.com/office/drawing/2015/10/21/chartex" xmlns:cx3="http://schemas.microsoft.com/office/drawing/2016/5/9/chartex" xmlns:cx4="http://schemas.microsoft.com/office/drawing/2016/5/10/chartex" xmlns:cx5="http://schemas.microsoft.com/office/drawing/2016/5/11/chartex" xmlns:cx6="http://schemas.microsoft.com/office/drawing/2016/5/12/chartex" xmlns:cx7="http://schemas.microsoft.com/office/drawing/2016/5/13/chartex" xmlns:cx8="http://schemas.microsoft.com/office/drawing/2016/5/14/chartex" xmlns:mc="http://schemas.openxmlformats.org/markup-compatibility/2006" xmlns:aink="http://schemas.microsoft.com/office/drawing/2016/ink" xmlns:am3d="http://schemas.microsoft.com/office/drawing/2017/model3d" xmlns:o="urn:schemas-microsoft-com:office:office" xmlns:oel="http://schemas.microsoft.com/office/2019/extlst" xmlns:r="http://schemas.openxmlformats.org/officeDocument/2006/relationships" xmlns:m="http://schemas.openxmlformats.org/officeDocument/2006/math" xmlns:v="urn:schemas-microsoft-com:vml" xmlns:wp14="http://schemas.microsoft.com/office/word/2010/wordprocessingDrawing" xmlns:wp="http://schemas.openxmlformats.org/drawingml/2006/wordprocessingDrawing" xmlns:w10="urn:schemas-microsoft-com:office:word" xmlns:w="http://schemas.openxmlformats.org/wordprocessingml/2006/main" xmlns:w14="http://schemas.microsoft.com/office/word/2010/wordml" xmlns:w15="http://schemas.microsoft.com/office/word/2012/wordml" xmlns:w16cex="http://schemas.microsoft.com/office/word/2018/wordml/cex" xmlns:w16cid="http://schemas.microsoft.com/office/word/2016/wordml/cid" xmlns:w16="http://schemas.microsoft.com/office/word/2018/wordml" xmlns:w16sdtdh="http://schemas.microsoft.com/office/word/2020/wordml/sdtdatahash" xmlns:w16se="http://schemas.microsoft.com/office/word/2015/wordml/symex" xmlns:wpg="http://schemas.microsoft.com/office/word/2010/wordprocessingGroup" xmlns:wpi="http://schemas.microsoft.com/office/word/2010/wordprocessingInk" xmlns:wne="http://schemas.microsoft.com/office/word/2006/wordml" xmlns:wps="http://schemas.microsoft.com/office/word/2010/wordprocessingShape" mc:Ignorable="w14 w15 w16se w16cid w16 w16cex w16sdtdh wp14">
+<w:endnotes xmlns:wpc="http://schemas.microsoft.com/office/word/2010/wordprocessingCanvas" xmlns:cx="http://schemas.microsoft.com/office/drawing/2014/chartex" xmlns:cx1="http://schemas.microsoft.com/office/drawing/2015/9/8/chartex" xmlns:cx2="http://schemas.microsoft.com/office/drawing/2015/10/21/chartex" xmlns:cx3="http://schemas.microsoft.com/office/drawing/2016/5/9/chartex" xmlns:cx4="http://schemas.microsoft.com/office/drawing/2016/5/10/chartex" xmlns:cx5="http://schemas.microsoft.com/office/drawing/2016/5/11/chartex" xmlns:cx6="http://schemas.microsoft.com/office/drawing/2016/5/12/chartex" xmlns:cx7="http://schemas.microsoft.com/office/drawing/2016/5/13/chartex" xmlns:cx8="http://schemas.microsoft.com/office/drawing/2016/5/14/chartex" xmlns:mc="http://schemas.openxmlformats.org/markup-compatibility/2006" xmlns:aink="http://schemas.microsoft.com/office/drawing/2016/ink" xmlns:am3d="http://schemas.microsoft.com/office/drawing/2017/model3d" xmlns:o="urn:schemas-microsoft-com:office:office" xmlns:oel="http://schemas.microsoft.com/office/2019/extlst" xmlns:r="http://schemas.openxmlformats.org/officeDocument/2006/relationships" xmlns:m="http://schemas.openxmlformats.org/officeDocument/2006/math" xmlns:v="urn:schemas-microsoft-com:vml" xmlns:wp14="http://schemas.microsoft.com/office/word/2010/wordprocessingDrawing" xmlns:wp="http://schemas.openxmlformats.org/drawingml/2006/wordprocessingDrawing" xmlns:w10="urn:schemas-microsoft-com:office:word" xmlns:w="http://schemas.openxmlformats.org/wordprocessingml/2006/main" xmlns:w14="http://schemas.microsoft.com/office/word/2010/wordml" xmlns:w15="http://schemas.microsoft.com/office/word/2012/wordml" xmlns:w16cex="http://schemas.microsoft.com/office/word/2018/wordml/cex" xmlns:w16cid="http://schemas.microsoft.com/office/word/2016/wordml/cid" xmlns:w16="http://schemas.microsoft.com/office/word/2018/wordml" xmlns:w16du="http://schemas.microsoft.com/office/word/2023/wordml/word16du" xmlns:w16sdtdh="http://schemas.microsoft.com/office/word/2020/wordml/sdtdatahash" xmlns:w16sdtfl="http://schemas.microsoft.com/office/word/2024/wordml/sdtformatlock" xmlns:w16se="http://schemas.microsoft.com/office/word/2015/wordml/symex" xmlns:wpg="http://schemas.microsoft.com/office/word/2010/wordprocessingGroup" xmlns:wpi="http://schemas.microsoft.com/office/word/2010/wordprocessingInk" xmlns:wne="http://schemas.microsoft.com/office/word/2006/wordml" xmlns:wps="http://schemas.microsoft.com/office/word/2010/wordprocessingShape" mc:Ignorable="w14 w15 w16se w16cid w16 w16cex w16sdtdh w16sdtfl w16du wp14">
   <w:endnote w:type="separator" w:id="-1">
     <w:p>
       <w:pPr>
@@ -499,7 +478,7 @@
 </file>
 
 <file path=word/footer1.xml><?xml version="1.0" encoding="utf-8"?>
-<w:ftr xmlns:wpc="http://schemas.microsoft.com/office/word/2010/wordprocessingCanvas" xmlns:cx="http://schemas.microsoft.com/office/drawing/2014/chartex" xmlns:cx1="http://schemas.microsoft.com/office/drawing/2015/9/8/chartex" xmlns:cx2="http://schemas.microsoft.com/office/drawing/2015/10/21/chartex" xmlns:cx3="http://schemas.microsoft.com/office/drawing/2016/5/9/chartex" xmlns:cx4="http://schemas.microsoft.com/office/drawing/2016/5/10/chartex" xmlns:cx5="http://schemas.microsoft.com/office/drawing/2016/5/11/chartex" xmlns:cx6="http://schemas.microsoft.com/office/drawing/2016/5/12/chartex" xmlns:cx7="http://schemas.microsoft.com/office/drawing/2016/5/13/chartex" xmlns:cx8="http://schemas.microsoft.com/office/drawing/2016/5/14/chartex" xmlns:mc="http://schemas.openxmlformats.org/markup-compatibility/2006" xmlns:aink="http://schemas.microsoft.com/office/drawing/2016/ink" xmlns:am3d="http://schemas.microsoft.com/office/drawing/2017/model3d" xmlns:o="urn:schemas-microsoft-com:office:office" xmlns:oel="http://schemas.microsoft.com/office/2019/extlst" xmlns:r="http://schemas.openxmlformats.org/officeDocument/2006/relationships" xmlns:m="http://schemas.openxmlformats.org/officeDocument/2006/math" xmlns:v="urn:schemas-microsoft-com:vml" xmlns:wp14="http://schemas.microsoft.com/office/word/2010/wordprocessingDrawing" xmlns:wp="http://schemas.openxmlformats.org/drawingml/2006/wordprocessingDrawing" xmlns:w10="urn:schemas-microsoft-com:office:word" xmlns:w="http://schemas.openxmlformats.org/wordprocessingml/2006/main" xmlns:w14="http://schemas.microsoft.com/office/word/2010/wordml" xmlns:w15="http://schemas.microsoft.com/office/word/2012/wordml" xmlns:w16cex="http://schemas.microsoft.com/office/word/2018/wordml/cex" xmlns:w16cid="http://schemas.microsoft.com/office/word/2016/wordml/cid" xmlns:w16="http://schemas.microsoft.com/office/word/2018/wordml" xmlns:w16sdtdh="http://schemas.microsoft.com/office/word/2020/wordml/sdtdatahash" xmlns:w16se="http://schemas.microsoft.com/office/word/2015/wordml/symex" xmlns:wpg="http://schemas.microsoft.com/office/word/2010/wordprocessingGroup" xmlns:wpi="http://schemas.microsoft.com/office/word/2010/wordprocessingInk" xmlns:wne="http://schemas.microsoft.com/office/word/2006/wordml" xmlns:wps="http://schemas.microsoft.com/office/word/2010/wordprocessingShape" mc:Ignorable="w14 w15 w16se w16cid w16 w16cex w16sdtdh wp14">
+<w:ftr xmlns:wpc="http://schemas.microsoft.com/office/word/2010/wordprocessingCanvas" xmlns:cx="http://schemas.microsoft.com/office/drawing/2014/chartex" xmlns:cx1="http://schemas.microsoft.com/office/drawing/2015/9/8/chartex" xmlns:cx2="http://schemas.microsoft.com/office/drawing/2015/10/21/chartex" xmlns:cx3="http://schemas.microsoft.com/office/drawing/2016/5/9/chartex" xmlns:cx4="http://schemas.microsoft.com/office/drawing/2016/5/10/chartex" xmlns:cx5="http://schemas.microsoft.com/office/drawing/2016/5/11/chartex" xmlns:cx6="http://schemas.microsoft.com/office/drawing/2016/5/12/chartex" xmlns:cx7="http://schemas.microsoft.com/office/drawing/2016/5/13/chartex" xmlns:cx8="http://schemas.microsoft.com/office/drawing/2016/5/14/chartex" xmlns:mc="http://schemas.openxmlformats.org/markup-compatibility/2006" xmlns:aink="http://schemas.microsoft.com/office/drawing/2016/ink" xmlns:am3d="http://schemas.microsoft.com/office/drawing/2017/model3d" xmlns:o="urn:schemas-microsoft-com:office:office" xmlns:oel="http://schemas.microsoft.com/office/2019/extlst" xmlns:r="http://schemas.openxmlformats.org/officeDocument/2006/relationships" xmlns:m="http://schemas.openxmlformats.org/officeDocument/2006/math" xmlns:v="urn:schemas-microsoft-com:vml" xmlns:wp14="http://schemas.microsoft.com/office/word/2010/wordprocessingDrawing" xmlns:wp="http://schemas.openxmlformats.org/drawingml/2006/wordprocessingDrawing" xmlns:w10="urn:schemas-microsoft-com:office:word" xmlns:w="http://schemas.openxmlformats.org/wordprocessingml/2006/main" xmlns:w14="http://schemas.microsoft.com/office/word/2010/wordml" xmlns:w15="http://schemas.microsoft.com/office/word/2012/wordml" xmlns:w16cex="http://schemas.microsoft.com/office/word/2018/wordml/cex" xmlns:w16cid="http://schemas.microsoft.com/office/word/2016/wordml/cid" xmlns:w16="http://schemas.microsoft.com/office/word/2018/wordml" xmlns:w16du="http://schemas.microsoft.com/office/word/2023/wordml/word16du" xmlns:w16sdtdh="http://schemas.microsoft.com/office/word/2020/wordml/sdtdatahash" xmlns:w16sdtfl="http://schemas.microsoft.com/office/word/2024/wordml/sdtformatlock" xmlns:w16se="http://schemas.microsoft.com/office/word/2015/wordml/symex" xmlns:wpg="http://schemas.microsoft.com/office/word/2010/wordprocessingGroup" xmlns:wpi="http://schemas.microsoft.com/office/word/2010/wordprocessingInk" xmlns:wne="http://schemas.microsoft.com/office/word/2006/wordml" xmlns:wps="http://schemas.microsoft.com/office/word/2010/wordprocessingShape" mc:Ignorable="w14 w15 w16se w16cid w16 w16cex w16sdtdh w16sdtfl w16du wp14">
   <w:p>
     <w:pPr>
       <w:pStyle w:val="Footer"/>
@@ -509,7 +488,7 @@
 </file>
 
 <file path=word/footer2.xml><?xml version="1.0" encoding="utf-8"?>
-<w:ftr xmlns:wpc="http://schemas.microsoft.com/office/word/2010/wordprocessingCanvas" xmlns:cx="http://schemas.microsoft.com/office/drawing/2014/chartex" xmlns:cx1="http://schemas.microsoft.com/office/drawing/2015/9/8/chartex" xmlns:cx2="http://schemas.microsoft.com/office/drawing/2015/10/21/chartex" xmlns:cx3="http://schemas.microsoft.com/office/drawing/2016/5/9/chartex" xmlns:cx4="http://schemas.microsoft.com/office/drawing/2016/5/10/chartex" xmlns:cx5="http://schemas.microsoft.com/office/drawing/2016/5/11/chartex" xmlns:cx6="http://schemas.microsoft.com/office/drawing/2016/5/12/chartex" xmlns:cx7="http://schemas.microsoft.com/office/drawing/2016/5/13/chartex" xmlns:cx8="http://schemas.microsoft.com/office/drawing/2016/5/14/chartex" xmlns:mc="http://schemas.openxmlformats.org/markup-compatibility/2006" xmlns:aink="http://schemas.microsoft.com/office/drawing/2016/ink" xmlns:am3d="http://schemas.microsoft.com/office/drawing/2017/model3d" xmlns:o="urn:schemas-microsoft-com:office:office" xmlns:oel="http://schemas.microsoft.com/office/2019/extlst" xmlns:r="http://schemas.openxmlformats.org/officeDocument/2006/relationships" xmlns:m="http://schemas.openxmlformats.org/officeDocument/2006/math" xmlns:v="urn:schemas-microsoft-com:vml" xmlns:wp14="http://schemas.microsoft.com/office/word/2010/wordprocessingDrawing" xmlns:wp="http://schemas.openxmlformats.org/drawingml/2006/wordprocessingDrawing" xmlns:w10="urn:schemas-microsoft-com:office:word" xmlns:w="http://schemas.openxmlformats.org/wordprocessingml/2006/main" xmlns:w14="http://schemas.microsoft.com/office/word/2010/wordml" xmlns:w15="http://schemas.microsoft.com/office/word/2012/wordml" xmlns:w16cex="http://schemas.microsoft.com/office/word/2018/wordml/cex" xmlns:w16cid="http://schemas.microsoft.com/office/word/2016/wordml/cid" xmlns:w16="http://schemas.microsoft.com/office/word/2018/wordml" xmlns:w16sdtdh="http://schemas.microsoft.com/office/word/2020/wordml/sdtdatahash" xmlns:w16se="http://schemas.microsoft.com/office/word/2015/wordml/symex" xmlns:wpg="http://schemas.microsoft.com/office/word/2010/wordprocessingGroup" xmlns:wpi="http://schemas.microsoft.com/office/word/2010/wordprocessingInk" xmlns:wne="http://schemas.microsoft.com/office/word/2006/wordml" xmlns:wps="http://schemas.microsoft.com/office/word/2010/wordprocessingShape" mc:Ignorable="w14 w15 w16se w16cid w16 w16cex w16sdtdh wp14">
+<w:ftr xmlns:wpc="http://schemas.microsoft.com/office/word/2010/wordprocessingCanvas" xmlns:cx="http://schemas.microsoft.com/office/drawing/2014/chartex" xmlns:cx1="http://schemas.microsoft.com/office/drawing/2015/9/8/chartex" xmlns:cx2="http://schemas.microsoft.com/office/drawing/2015/10/21/chartex" xmlns:cx3="http://schemas.microsoft.com/office/drawing/2016/5/9/chartex" xmlns:cx4="http://schemas.microsoft.com/office/drawing/2016/5/10/chartex" xmlns:cx5="http://schemas.microsoft.com/office/drawing/2016/5/11/chartex" xmlns:cx6="http://schemas.microsoft.com/office/drawing/2016/5/12/chartex" xmlns:cx7="http://schemas.microsoft.com/office/drawing/2016/5/13/chartex" xmlns:cx8="http://schemas.microsoft.com/office/drawing/2016/5/14/chartex" xmlns:mc="http://schemas.openxmlformats.org/markup-compatibility/2006" xmlns:aink="http://schemas.microsoft.com/office/drawing/2016/ink" xmlns:am3d="http://schemas.microsoft.com/office/drawing/2017/model3d" xmlns:o="urn:schemas-microsoft-com:office:office" xmlns:oel="http://schemas.microsoft.com/office/2019/extlst" xmlns:r="http://schemas.openxmlformats.org/officeDocument/2006/relationships" xmlns:m="http://schemas.openxmlformats.org/officeDocument/2006/math" xmlns:v="urn:schemas-microsoft-com:vml" xmlns:wp14="http://schemas.microsoft.com/office/word/2010/wordprocessingDrawing" xmlns:wp="http://schemas.openxmlformats.org/drawingml/2006/wordprocessingDrawing" xmlns:w10="urn:schemas-microsoft-com:office:word" xmlns:w="http://schemas.openxmlformats.org/wordprocessingml/2006/main" xmlns:w14="http://schemas.microsoft.com/office/word/2010/wordml" xmlns:w15="http://schemas.microsoft.com/office/word/2012/wordml" xmlns:w16cex="http://schemas.microsoft.com/office/word/2018/wordml/cex" xmlns:w16cid="http://schemas.microsoft.com/office/word/2016/wordml/cid" xmlns:w16="http://schemas.microsoft.com/office/word/2018/wordml" xmlns:w16du="http://schemas.microsoft.com/office/word/2023/wordml/word16du" xmlns:w16sdtdh="http://schemas.microsoft.com/office/word/2020/wordml/sdtdatahash" xmlns:w16sdtfl="http://schemas.microsoft.com/office/word/2024/wordml/sdtformatlock" xmlns:w16se="http://schemas.microsoft.com/office/word/2015/wordml/symex" xmlns:wpg="http://schemas.microsoft.com/office/word/2010/wordprocessingGroup" xmlns:wpi="http://schemas.microsoft.com/office/word/2010/wordprocessingInk" xmlns:wne="http://schemas.microsoft.com/office/word/2006/wordml" xmlns:wps="http://schemas.microsoft.com/office/word/2010/wordprocessingShape" mc:Ignorable="w14 w15 w16se w16cid w16 w16cex w16sdtdh w16sdtfl w16du wp14">
   <w:p>
     <w:pPr>
       <w:pStyle w:val="Footer"/>
@@ -519,7 +498,7 @@
 </file>
 
 <file path=word/footer3.xml><?xml version="1.0" encoding="utf-8"?>
-<w:ftr xmlns:wpc="http://schemas.microsoft.com/office/word/2010/wordprocessingCanvas" xmlns:cx="http://schemas.microsoft.com/office/drawing/2014/chartex" xmlns:cx1="http://schemas.microsoft.com/office/drawing/2015/9/8/chartex" xmlns:cx2="http://schemas.microsoft.com/office/drawing/2015/10/21/chartex" xmlns:cx3="http://schemas.microsoft.com/office/drawing/2016/5/9/chartex" xmlns:cx4="http://schemas.microsoft.com/office/drawing/2016/5/10/chartex" xmlns:cx5="http://schemas.microsoft.com/office/drawing/2016/5/11/chartex" xmlns:cx6="http://schemas.microsoft.com/office/drawing/2016/5/12/chartex" xmlns:cx7="http://schemas.microsoft.com/office/drawing/2016/5/13/chartex" xmlns:cx8="http://schemas.microsoft.com/office/drawing/2016/5/14/chartex" xmlns:mc="http://schemas.openxmlformats.org/markup-compatibility/2006" xmlns:aink="http://schemas.microsoft.com/office/drawing/2016/ink" xmlns:am3d="http://schemas.microsoft.com/office/drawing/2017/model3d" xmlns:o="urn:schemas-microsoft-com:office:office" xmlns:oel="http://schemas.microsoft.com/office/2019/extlst" xmlns:r="http://schemas.openxmlformats.org/officeDocument/2006/relationships" xmlns:m="http://schemas.openxmlformats.org/officeDocument/2006/math" xmlns:v="urn:schemas-microsoft-com:vml" xmlns:wp14="http://schemas.microsoft.com/office/word/2010/wordprocessingDrawing" xmlns:wp="http://schemas.openxmlformats.org/drawingml/2006/wordprocessingDrawing" xmlns:w10="urn:schemas-microsoft-com:office:word" xmlns:w="http://schemas.openxmlformats.org/wordprocessingml/2006/main" xmlns:w14="http://schemas.microsoft.com/office/word/2010/wordml" xmlns:w15="http://schemas.microsoft.com/office/word/2012/wordml" xmlns:w16cex="http://schemas.microsoft.com/office/word/2018/wordml/cex" xmlns:w16cid="http://schemas.microsoft.com/office/word/2016/wordml/cid" xmlns:w16="http://schemas.microsoft.com/office/word/2018/wordml" xmlns:w16sdtdh="http://schemas.microsoft.com/office/word/2020/wordml/sdtdatahash" xmlns:w16se="http://schemas.microsoft.com/office/word/2015/wordml/symex" xmlns:wpg="http://schemas.microsoft.com/office/word/2010/wordprocessingGroup" xmlns:wpi="http://schemas.microsoft.com/office/word/2010/wordprocessingInk" xmlns:wne="http://schemas.microsoft.com/office/word/2006/wordml" xmlns:wps="http://schemas.microsoft.com/office/word/2010/wordprocessingShape" mc:Ignorable="w14 w15 w16se w16cid w16 w16cex w16sdtdh wp14">
+<w:ftr xmlns:wpc="http://schemas.microsoft.com/office/word/2010/wordprocessingCanvas" xmlns:cx="http://schemas.microsoft.com/office/drawing/2014/chartex" xmlns:cx1="http://schemas.microsoft.com/office/drawing/2015/9/8/chartex" xmlns:cx2="http://schemas.microsoft.com/office/drawing/2015/10/21/chartex" xmlns:cx3="http://schemas.microsoft.com/office/drawing/2016/5/9/chartex" xmlns:cx4="http://schemas.microsoft.com/office/drawing/2016/5/10/chartex" xmlns:cx5="http://schemas.microsoft.com/office/drawing/2016/5/11/chartex" xmlns:cx6="http://schemas.microsoft.com/office/drawing/2016/5/12/chartex" xmlns:cx7="http://schemas.microsoft.com/office/drawing/2016/5/13/chartex" xmlns:cx8="http://schemas.microsoft.com/office/drawing/2016/5/14/chartex" xmlns:mc="http://schemas.openxmlformats.org/markup-compatibility/2006" xmlns:aink="http://schemas.microsoft.com/office/drawing/2016/ink" xmlns:am3d="http://schemas.microsoft.com/office/drawing/2017/model3d" xmlns:o="urn:schemas-microsoft-com:office:office" xmlns:oel="http://schemas.microsoft.com/office/2019/extlst" xmlns:r="http://schemas.openxmlformats.org/officeDocument/2006/relationships" xmlns:m="http://schemas.openxmlformats.org/officeDocument/2006/math" xmlns:v="urn:schemas-microsoft-com:vml" xmlns:wp14="http://schemas.microsoft.com/office/word/2010/wordprocessingDrawing" xmlns:wp="http://schemas.openxmlformats.org/drawingml/2006/wordprocessingDrawing" xmlns:w10="urn:schemas-microsoft-com:office:word" xmlns:w="http://schemas.openxmlformats.org/wordprocessingml/2006/main" xmlns:w14="http://schemas.microsoft.com/office/word/2010/wordml" xmlns:w15="http://schemas.microsoft.com/office/word/2012/wordml" xmlns:w16cex="http://schemas.microsoft.com/office/word/2018/wordml/cex" xmlns:w16cid="http://schemas.microsoft.com/office/word/2016/wordml/cid" xmlns:w16="http://schemas.microsoft.com/office/word/2018/wordml" xmlns:w16du="http://schemas.microsoft.com/office/word/2023/wordml/word16du" xmlns:w16sdtdh="http://schemas.microsoft.com/office/word/2020/wordml/sdtdatahash" xmlns:w16sdtfl="http://schemas.microsoft.com/office/word/2024/wordml/sdtformatlock" xmlns:w16se="http://schemas.microsoft.com/office/word/2015/wordml/symex" xmlns:wpg="http://schemas.microsoft.com/office/word/2010/wordprocessingGroup" xmlns:wpi="http://schemas.microsoft.com/office/word/2010/wordprocessingInk" xmlns:wne="http://schemas.microsoft.com/office/word/2006/wordml" xmlns:wps="http://schemas.microsoft.com/office/word/2010/wordprocessingShape" mc:Ignorable="w14 w15 w16se w16cid w16 w16cex w16sdtdh w16sdtfl w16du wp14">
   <w:p>
     <w:pPr>
       <w:pStyle w:val="Footer"/>
@@ -529,7 +508,7 @@
 </file>
 
 <file path=word/footnotes.xml><?xml version="1.0" encoding="utf-8"?>
-<w:footnotes xmlns:wpc="http://schemas.microsoft.com/office/word/2010/wordprocessingCanvas" xmlns:cx="http://schemas.microsoft.com/office/drawing/2014/chartex" xmlns:cx1="http://schemas.microsoft.com/office/drawing/2015/9/8/chartex" xmlns:cx2="http://schemas.microsoft.com/office/drawing/2015/10/21/chartex" xmlns:cx3="http://schemas.microsoft.com/office/drawing/2016/5/9/chartex" xmlns:cx4="http://schemas.microsoft.com/office/drawing/2016/5/10/chartex" xmlns:cx5="http://schemas.microsoft.com/office/drawing/2016/5/11/chartex" xmlns:cx6="http://schemas.microsoft.com/office/drawing/2016/5/12/chartex" xmlns:cx7="http://schemas.microsoft.com/office/drawing/2016/5/13/chartex" xmlns:cx8="http://schemas.microsoft.com/office/drawing/2016/5/14/chartex" xmlns:mc="http://schemas.openxmlformats.org/markup-compatibility/2006" xmlns:aink="http://schemas.microsoft.com/office/drawing/2016/ink" xmlns:am3d="http://schemas.microsoft.com/office/drawing/2017/model3d" xmlns:o="urn:schemas-microsoft-com:office:office" xmlns:oel="http://schemas.microsoft.com/office/2019/extlst" xmlns:r="http://schemas.openxmlformats.org/officeDocument/2006/relationships" xmlns:m="http://schemas.openxmlformats.org/officeDocument/2006/math" xmlns:v="urn:schemas-microsoft-com:vml" xmlns:wp14="http://schemas.microsoft.com/office/word/2010/wordprocessingDrawing" xmlns:wp="http://schemas.openxmlformats.org/drawingml/2006/wordprocessingDrawing" xmlns:w10="urn:schemas-microsoft-com:office:word" xmlns:w="http://schemas.openxmlformats.org/wordprocessingml/2006/main" xmlns:w14="http://schemas.microsoft.com/office/word/2010/wordml" xmlns:w15="http://schemas.microsoft.com/office/word/2012/wordml" xmlns:w16cex="http://schemas.microsoft.com/office/word/2018/wordml/cex" xmlns:w16cid="http://schemas.microsoft.com/office/word/2016/wordml/cid" xmlns:w16="http://schemas.microsoft.com/office/word/2018/wordml" xmlns:w16sdtdh="http://schemas.microsoft.com/office/word/2020/wordml/sdtdatahash" xmlns:w16se="http://schemas.microsoft.com/office/word/2015/wordml/symex" xmlns:wpg="http://schemas.microsoft.com/office/word/2010/wordprocessingGroup" xmlns:wpi="http://schemas.microsoft.com/office/word/2010/wordprocessingInk" xmlns:wne="http://schemas.microsoft.com/office/word/2006/wordml" xmlns:wps="http://schemas.microsoft.com/office/word/2010/wordprocessingShape" mc:Ignorable="w14 w15 w16se w16cid w16 w16cex w16sdtdh wp14">
+<w:footnotes xmlns:wpc="http://schemas.microsoft.com/office/word/2010/wordprocessingCanvas" xmlns:cx="http://schemas.microsoft.com/office/drawing/2014/chartex" xmlns:cx1="http://schemas.microsoft.com/office/drawing/2015/9/8/chartex" xmlns:cx2="http://schemas.microsoft.com/office/drawing/2015/10/21/chartex" xmlns:cx3="http://schemas.microsoft.com/office/drawing/2016/5/9/chartex" xmlns:cx4="http://schemas.microsoft.com/office/drawing/2016/5/10/chartex" xmlns:cx5="http://schemas.microsoft.com/office/drawing/2016/5/11/chartex" xmlns:cx6="http://schemas.microsoft.com/office/drawing/2016/5/12/chartex" xmlns:cx7="http://schemas.microsoft.com/office/drawing/2016/5/13/chartex" xmlns:cx8="http://schemas.microsoft.com/office/drawing/2016/5/14/chartex" xmlns:mc="http://schemas.openxmlformats.org/markup-compatibility/2006" xmlns:aink="http://schemas.microsoft.com/office/drawing/2016/ink" xmlns:am3d="http://schemas.microsoft.com/office/drawing/2017/model3d" xmlns:o="urn:schemas-microsoft-com:office:office" xmlns:oel="http://schemas.microsoft.com/office/2019/extlst" xmlns:r="http://schemas.openxmlformats.org/officeDocument/2006/relationships" xmlns:m="http://schemas.openxmlformats.org/officeDocument/2006/math" xmlns:v="urn:schemas-microsoft-com:vml" xmlns:wp14="http://schemas.microsoft.com/office/word/2010/wordprocessingDrawing" xmlns:wp="http://schemas.openxmlformats.org/drawingml/2006/wordprocessingDrawing" xmlns:w10="urn:schemas-microsoft-com:office:word" xmlns:w="http://schemas.openxmlformats.org/wordprocessingml/2006/main" xmlns:w14="http://schemas.microsoft.com/office/word/2010/wordml" xmlns:w15="http://schemas.microsoft.com/office/word/2012/wordml" xmlns:w16cex="http://schemas.microsoft.com/office/word/2018/wordml/cex" xmlns:w16cid="http://schemas.microsoft.com/office/word/2016/wordml/cid" xmlns:w16="http://schemas.microsoft.com/office/word/2018/wordml" xmlns:w16du="http://schemas.microsoft.com/office/word/2023/wordml/word16du" xmlns:w16sdtdh="http://schemas.microsoft.com/office/word/2020/wordml/sdtdatahash" xmlns:w16sdtfl="http://schemas.microsoft.com/office/word/2024/wordml/sdtformatlock" xmlns:w16se="http://schemas.microsoft.com/office/word/2015/wordml/symex" xmlns:wpg="http://schemas.microsoft.com/office/word/2010/wordprocessingGroup" xmlns:wpi="http://schemas.microsoft.com/office/word/2010/wordprocessingInk" xmlns:wne="http://schemas.microsoft.com/office/word/2006/wordml" xmlns:wps="http://schemas.microsoft.com/office/word/2010/wordprocessingShape" mc:Ignorable="w14 w15 w16se w16cid w16 w16cex w16sdtdh w16sdtfl w16du wp14">
   <w:footnote w:type="separator" w:id="-1">
     <w:p>
       <w:pPr>
@@ -554,7 +533,7 @@
 </file>
 
 <file path=word/header1.xml><?xml version="1.0" encoding="utf-8"?>
-<w:hdr xmlns:wpc="http://schemas.microsoft.com/office/word/2010/wordprocessingCanvas" xmlns:cx="http://schemas.microsoft.com/office/drawing/2014/chartex" xmlns:cx1="http://schemas.microsoft.com/office/drawing/2015/9/8/chartex" xmlns:cx2="http://schemas.microsoft.com/office/drawing/2015/10/21/chartex" xmlns:cx3="http://schemas.microsoft.com/office/drawing/2016/5/9/chartex" xmlns:cx4="http://schemas.microsoft.com/office/drawing/2016/5/10/chartex" xmlns:cx5="http://schemas.microsoft.com/office/drawing/2016/5/11/chartex" xmlns:cx6="http://schemas.microsoft.com/office/drawing/2016/5/12/chartex" xmlns:cx7="http://schemas.microsoft.com/office/drawing/2016/5/13/chartex" xmlns:cx8="http://schemas.microsoft.com/office/drawing/2016/5/14/chartex" xmlns:mc="http://schemas.openxmlformats.org/markup-compatibility/2006" xmlns:aink="http://schemas.microsoft.com/office/drawing/2016/ink" xmlns:am3d="http://schemas.microsoft.com/office/drawing/2017/model3d" xmlns:o="urn:schemas-microsoft-com:office:office" xmlns:oel="http://schemas.microsoft.com/office/2019/extlst" xmlns:r="http://schemas.openxmlformats.org/officeDocument/2006/relationships" xmlns:m="http://schemas.openxmlformats.org/officeDocument/2006/math" xmlns:v="urn:schemas-microsoft-com:vml" xmlns:wp14="http://schemas.microsoft.com/office/word/2010/wordprocessingDrawing" xmlns:wp="http://schemas.openxmlformats.org/drawingml/2006/wordprocessingDrawing" xmlns:w10="urn:schemas-microsoft-com:office:word" xmlns:w="http://schemas.openxmlformats.org/wordprocessingml/2006/main" xmlns:w14="http://schemas.microsoft.com/office/word/2010/wordml" xmlns:w15="http://schemas.microsoft.com/office/word/2012/wordml" xmlns:w16cex="http://schemas.microsoft.com/office/word/2018/wordml/cex" xmlns:w16cid="http://schemas.microsoft.com/office/word/2016/wordml/cid" xmlns:w16="http://schemas.microsoft.com/office/word/2018/wordml" xmlns:w16sdtdh="http://schemas.microsoft.com/office/word/2020/wordml/sdtdatahash" xmlns:w16se="http://schemas.microsoft.com/office/word/2015/wordml/symex" xmlns:wpg="http://schemas.microsoft.com/office/word/2010/wordprocessingGroup" xmlns:wpi="http://schemas.microsoft.com/office/word/2010/wordprocessingInk" xmlns:wne="http://schemas.microsoft.com/office/word/2006/wordml" xmlns:wps="http://schemas.microsoft.com/office/word/2010/wordprocessingShape" mc:Ignorable="w14 w15 w16se w16cid w16 w16cex w16sdtdh wp14">
+<w:hdr xmlns:wpc="http://schemas.microsoft.com/office/word/2010/wordprocessingCanvas" xmlns:cx="http://schemas.microsoft.com/office/drawing/2014/chartex" xmlns:cx1="http://schemas.microsoft.com/office/drawing/2015/9/8/chartex" xmlns:cx2="http://schemas.microsoft.com/office/drawing/2015/10/21/chartex" xmlns:cx3="http://schemas.microsoft.com/office/drawing/2016/5/9/chartex" xmlns:cx4="http://schemas.microsoft.com/office/drawing/2016/5/10/chartex" xmlns:cx5="http://schemas.microsoft.com/office/drawing/2016/5/11/chartex" xmlns:cx6="http://schemas.microsoft.com/office/drawing/2016/5/12/chartex" xmlns:cx7="http://schemas.microsoft.com/office/drawing/2016/5/13/chartex" xmlns:cx8="http://schemas.microsoft.com/office/drawing/2016/5/14/chartex" xmlns:mc="http://schemas.openxmlformats.org/markup-compatibility/2006" xmlns:aink="http://schemas.microsoft.com/office/drawing/2016/ink" xmlns:am3d="http://schemas.microsoft.com/office/drawing/2017/model3d" xmlns:o="urn:schemas-microsoft-com:office:office" xmlns:oel="http://schemas.microsoft.com/office/2019/extlst" xmlns:r="http://schemas.openxmlformats.org/officeDocument/2006/relationships" xmlns:m="http://schemas.openxmlformats.org/officeDocument/2006/math" xmlns:v="urn:schemas-microsoft-com:vml" xmlns:wp14="http://schemas.microsoft.com/office/word/2010/wordprocessingDrawing" xmlns:wp="http://schemas.openxmlformats.org/drawingml/2006/wordprocessingDrawing" xmlns:w10="urn:schemas-microsoft-com:office:word" xmlns:w="http://schemas.openxmlformats.org/wordprocessingml/2006/main" xmlns:w14="http://schemas.microsoft.com/office/word/2010/wordml" xmlns:w15="http://schemas.microsoft.com/office/word/2012/wordml" xmlns:w16cex="http://schemas.microsoft.com/office/word/2018/wordml/cex" xmlns:w16cid="http://schemas.microsoft.com/office/word/2016/wordml/cid" xmlns:w16="http://schemas.microsoft.com/office/word/2018/wordml" xmlns:w16du="http://schemas.microsoft.com/office/word/2023/wordml/word16du" xmlns:w16sdtdh="http://schemas.microsoft.com/office/word/2020/wordml/sdtdatahash" xmlns:w16sdtfl="http://schemas.microsoft.com/office/word/2024/wordml/sdtformatlock" xmlns:w16se="http://schemas.microsoft.com/office/word/2015/wordml/symex" xmlns:wpg="http://schemas.microsoft.com/office/word/2010/wordprocessingGroup" xmlns:wpi="http://schemas.microsoft.com/office/word/2010/wordprocessingInk" xmlns:wne="http://schemas.microsoft.com/office/word/2006/wordml" xmlns:wps="http://schemas.microsoft.com/office/word/2010/wordprocessingShape" mc:Ignorable="w14 w15 w16se w16cid w16 w16cex w16sdtdh w16sdtfl w16du wp14">
   <w:p>
     <w:pPr>
       <w:pStyle w:val="Header"/>
@@ -564,7 +543,7 @@
 </file>
 
 <file path=word/header2.xml><?xml version="1.0" encoding="utf-8"?>
-<w:hdr xmlns:wpc="http://schemas.microsoft.com/office/word/2010/wordprocessingCanvas" xmlns:cx="http://schemas.microsoft.com/office/drawing/2014/chartex" xmlns:cx1="http://schemas.microsoft.com/office/drawing/2015/9/8/chartex" xmlns:cx2="http://schemas.microsoft.com/office/drawing/2015/10/21/chartex" xmlns:cx3="http://schemas.microsoft.com/office/drawing/2016/5/9/chartex" xmlns:cx4="http://schemas.microsoft.com/office/drawing/2016/5/10/chartex" xmlns:cx5="http://schemas.microsoft.com/office/drawing/2016/5/11/chartex" xmlns:cx6="http://schemas.microsoft.com/office/drawing/2016/5/12/chartex" xmlns:cx7="http://schemas.microsoft.com/office/drawing/2016/5/13/chartex" xmlns:cx8="http://schemas.microsoft.com/office/drawing/2016/5/14/chartex" xmlns:mc="http://schemas.openxmlformats.org/markup-compatibility/2006" xmlns:aink="http://schemas.microsoft.com/office/drawing/2016/ink" xmlns:am3d="http://schemas.microsoft.com/office/drawing/2017/model3d" xmlns:o="urn:schemas-microsoft-com:office:office" xmlns:oel="http://schemas.microsoft.com/office/2019/extlst" xmlns:r="http://schemas.openxmlformats.org/officeDocument/2006/relationships" xmlns:m="http://schemas.openxmlformats.org/officeDocument/2006/math" xmlns:v="urn:schemas-microsoft-com:vml" xmlns:wp14="http://schemas.microsoft.com/office/word/2010/wordprocessingDrawing" xmlns:wp="http://schemas.openxmlformats.org/drawingml/2006/wordprocessingDrawing" xmlns:w10="urn:schemas-microsoft-com:office:word" xmlns:w="http://schemas.openxmlformats.org/wordprocessingml/2006/main" xmlns:w14="http://schemas.microsoft.com/office/word/2010/wordml" xmlns:w15="http://schemas.microsoft.com/office/word/2012/wordml" xmlns:w16cex="http://schemas.microsoft.com/office/word/2018/wordml/cex" xmlns:w16cid="http://schemas.microsoft.com/office/word/2016/wordml/cid" xmlns:w16="http://schemas.microsoft.com/office/word/2018/wordml" xmlns:w16sdtdh="http://schemas.microsoft.com/office/word/2020/wordml/sdtdatahash" xmlns:w16se="http://schemas.microsoft.com/office/word/2015/wordml/symex" xmlns:wpg="http://schemas.microsoft.com/office/word/2010/wordprocessingGroup" xmlns:wpi="http://schemas.microsoft.com/office/word/2010/wordprocessingInk" xmlns:wne="http://schemas.microsoft.com/office/word/2006/wordml" xmlns:wps="http://schemas.microsoft.com/office/word/2010/wordprocessingShape" mc:Ignorable="w14 w15 w16se w16cid w16 w16cex w16sdtdh wp14">
+<w:hdr xmlns:wpc="http://schemas.microsoft.com/office/word/2010/wordprocessingCanvas" xmlns:cx="http://schemas.microsoft.com/office/drawing/2014/chartex" xmlns:cx1="http://schemas.microsoft.com/office/drawing/2015/9/8/chartex" xmlns:cx2="http://schemas.microsoft.com/office/drawing/2015/10/21/chartex" xmlns:cx3="http://schemas.microsoft.com/office/drawing/2016/5/9/chartex" xmlns:cx4="http://schemas.microsoft.com/office/drawing/2016/5/10/chartex" xmlns:cx5="http://schemas.microsoft.com/office/drawing/2016/5/11/chartex" xmlns:cx6="http://schemas.microsoft.com/office/drawing/2016/5/12/chartex" xmlns:cx7="http://schemas.microsoft.com/office/drawing/2016/5/13/chartex" xmlns:cx8="http://schemas.microsoft.com/office/drawing/2016/5/14/chartex" xmlns:mc="http://schemas.openxmlformats.org/markup-compatibility/2006" xmlns:aink="http://schemas.microsoft.com/office/drawing/2016/ink" xmlns:am3d="http://schemas.microsoft.com/office/drawing/2017/model3d" xmlns:o="urn:schemas-microsoft-com:office:office" xmlns:oel="http://schemas.microsoft.com/office/2019/extlst" xmlns:r="http://schemas.openxmlformats.org/officeDocument/2006/relationships" xmlns:m="http://schemas.openxmlformats.org/officeDocument/2006/math" xmlns:v="urn:schemas-microsoft-com:vml" xmlns:wp14="http://schemas.microsoft.com/office/word/2010/wordprocessingDrawing" xmlns:wp="http://schemas.openxmlformats.org/drawingml/2006/wordprocessingDrawing" xmlns:w10="urn:schemas-microsoft-com:office:word" xmlns:w="http://schemas.openxmlformats.org/wordprocessingml/2006/main" xmlns:w14="http://schemas.microsoft.com/office/word/2010/wordml" xmlns:w15="http://schemas.microsoft.com/office/word/2012/wordml" xmlns:w16cex="http://schemas.microsoft.com/office/word/2018/wordml/cex" xmlns:w16cid="http://schemas.microsoft.com/office/word/2016/wordml/cid" xmlns:w16="http://schemas.microsoft.com/office/word/2018/wordml" xmlns:w16du="http://schemas.microsoft.com/office/word/2023/wordml/word16du" xmlns:w16sdtdh="http://schemas.microsoft.com/office/word/2020/wordml/sdtdatahash" xmlns:w16sdtfl="http://schemas.microsoft.com/office/word/2024/wordml/sdtformatlock" xmlns:w16se="http://schemas.microsoft.com/office/word/2015/wordml/symex" xmlns:wpg="http://schemas.microsoft.com/office/word/2010/wordprocessingGroup" xmlns:wpi="http://schemas.microsoft.com/office/word/2010/wordprocessingInk" xmlns:wne="http://schemas.microsoft.com/office/word/2006/wordml" xmlns:wps="http://schemas.microsoft.com/office/word/2010/wordprocessingShape" mc:Ignorable="w14 w15 w16se w16cid w16 w16cex w16sdtdh w16sdtfl w16du wp14">
   <w:p>
     <w:pPr>
       <w:pStyle w:val="Header"/>
@@ -575,7 +554,7 @@
 </file>
 
 <file path=word/header3.xml><?xml version="1.0" encoding="utf-8"?>
-<w:hdr xmlns:wpc="http://schemas.microsoft.com/office/word/2010/wordprocessingCanvas" xmlns:cx="http://schemas.microsoft.com/office/drawing/2014/chartex" xmlns:cx1="http://schemas.microsoft.com/office/drawing/2015/9/8/chartex" xmlns:cx2="http://schemas.microsoft.com/office/drawing/2015/10/21/chartex" xmlns:cx3="http://schemas.microsoft.com/office/drawing/2016/5/9/chartex" xmlns:cx4="http://schemas.microsoft.com/office/drawing/2016/5/10/chartex" xmlns:cx5="http://schemas.microsoft.com/office/drawing/2016/5/11/chartex" xmlns:cx6="http://schemas.microsoft.com/office/drawing/2016/5/12/chartex" xmlns:cx7="http://schemas.microsoft.com/office/drawing/2016/5/13/chartex" xmlns:cx8="http://schemas.microsoft.com/office/drawing/2016/5/14/chartex" xmlns:mc="http://schemas.openxmlformats.org/markup-compatibility/2006" xmlns:aink="http://schemas.microsoft.com/office/drawing/2016/ink" xmlns:am3d="http://schemas.microsoft.com/office/drawing/2017/model3d" xmlns:o="urn:schemas-microsoft-com:office:office" xmlns:oel="http://schemas.microsoft.com/office/2019/extlst" xmlns:r="http://schemas.openxmlformats.org/officeDocument/2006/relationships" xmlns:m="http://schemas.openxmlformats.org/officeDocument/2006/math" xmlns:v="urn:schemas-microsoft-com:vml" xmlns:wp14="http://schemas.microsoft.com/office/word/2010/wordprocessingDrawing" xmlns:wp="http://schemas.openxmlformats.org/drawingml/2006/wordprocessingDrawing" xmlns:w10="urn:schemas-microsoft-com:office:word" xmlns:w="http://schemas.openxmlformats.org/wordprocessingml/2006/main" xmlns:w14="http://schemas.microsoft.com/office/word/2010/wordml" xmlns:w15="http://schemas.microsoft.com/office/word/2012/wordml" xmlns:w16cex="http://schemas.microsoft.com/office/word/2018/wordml/cex" xmlns:w16cid="http://schemas.microsoft.com/office/word/2016/wordml/cid" xmlns:w16="http://schemas.microsoft.com/office/word/2018/wordml" xmlns:w16sdtdh="http://schemas.microsoft.com/office/word/2020/wordml/sdtdatahash" xmlns:w16se="http://schemas.microsoft.com/office/word/2015/wordml/symex" xmlns:wpg="http://schemas.microsoft.com/office/word/2010/wordprocessingGroup" xmlns:wpi="http://schemas.microsoft.com/office/word/2010/wordprocessingInk" xmlns:wne="http://schemas.microsoft.com/office/word/2006/wordml" xmlns:wps="http://schemas.microsoft.com/office/word/2010/wordprocessingShape" mc:Ignorable="w14 w15 w16se w16cid w16 w16cex w16sdtdh wp14">
+<w:hdr xmlns:wpc="http://schemas.microsoft.com/office/word/2010/wordprocessingCanvas" xmlns:cx="http://schemas.microsoft.com/office/drawing/2014/chartex" xmlns:cx1="http://schemas.microsoft.com/office/drawing/2015/9/8/chartex" xmlns:cx2="http://schemas.microsoft.com/office/drawing/2015/10/21/chartex" xmlns:cx3="http://schemas.microsoft.com/office/drawing/2016/5/9/chartex" xmlns:cx4="http://schemas.microsoft.com/office/drawing/2016/5/10/chartex" xmlns:cx5="http://schemas.microsoft.com/office/drawing/2016/5/11/chartex" xmlns:cx6="http://schemas.microsoft.com/office/drawing/2016/5/12/chartex" xmlns:cx7="http://schemas.microsoft.com/office/drawing/2016/5/13/chartex" xmlns:cx8="http://schemas.microsoft.com/office/drawing/2016/5/14/chartex" xmlns:mc="http://schemas.openxmlformats.org/markup-compatibility/2006" xmlns:aink="http://schemas.microsoft.com/office/drawing/2016/ink" xmlns:am3d="http://schemas.microsoft.com/office/drawing/2017/model3d" xmlns:o="urn:schemas-microsoft-com:office:office" xmlns:oel="http://schemas.microsoft.com/office/2019/extlst" xmlns:r="http://schemas.openxmlformats.org/officeDocument/2006/relationships" xmlns:m="http://schemas.openxmlformats.org/officeDocument/2006/math" xmlns:v="urn:schemas-microsoft-com:vml" xmlns:wp14="http://schemas.microsoft.com/office/word/2010/wordprocessingDrawing" xmlns:wp="http://schemas.openxmlformats.org/drawingml/2006/wordprocessingDrawing" xmlns:w10="urn:schemas-microsoft-com:office:word" xmlns:w="http://schemas.openxmlformats.org/wordprocessingml/2006/main" xmlns:w14="http://schemas.microsoft.com/office/word/2010/wordml" xmlns:w15="http://schemas.microsoft.com/office/word/2012/wordml" xmlns:w16cex="http://schemas.microsoft.com/office/word/2018/wordml/cex" xmlns:w16cid="http://schemas.microsoft.com/office/word/2016/wordml/cid" xmlns:w16="http://schemas.microsoft.com/office/word/2018/wordml" xmlns:w16du="http://schemas.microsoft.com/office/word/2023/wordml/word16du" xmlns:w16sdtdh="http://schemas.microsoft.com/office/word/2020/wordml/sdtdatahash" xmlns:w16sdtfl="http://schemas.microsoft.com/office/word/2024/wordml/sdtformatlock" xmlns:w16se="http://schemas.microsoft.com/office/word/2015/wordml/symex" xmlns:wpg="http://schemas.microsoft.com/office/word/2010/wordprocessingGroup" xmlns:wpi="http://schemas.microsoft.com/office/word/2010/wordprocessingInk" xmlns:wne="http://schemas.microsoft.com/office/word/2006/wordml" xmlns:wps="http://schemas.microsoft.com/office/word/2010/wordprocessingShape" mc:Ignorable="w14 w15 w16se w16cid w16 w16cex w16sdtdh w16sdtfl w16du wp14">
   <w:p>
     <w:pPr>
       <w:pStyle w:val="Header"/>
@@ -584,7 +563,7 @@
     <w:r>
       <w:tab/>
       <w:tab/>
-      <w:t>2026-06-17</w:t>
+      <w:t>2026-06-18</w:t>
       <w:br/>
       <w:br/>
     </w:r>
@@ -597,7 +576,7 @@
 </file>
 
 <file path=word/numbering.xml><?xml version="1.0" encoding="utf-8"?>
-<w:numbering xmlns:wpc="http://schemas.microsoft.com/office/word/2010/wordprocessingCanvas" xmlns:cx="http://schemas.microsoft.com/office/drawing/2014/chartex" xmlns:cx1="http://schemas.microsoft.com/office/drawing/2015/9/8/chartex" xmlns:cx2="http://schemas.microsoft.com/office/drawing/2015/10/21/chartex" xmlns:cx3="http://schemas.microsoft.com/office/drawing/2016/5/9/chartex" xmlns:cx4="http://schemas.microsoft.com/office/drawing/2016/5/10/chartex" xmlns:cx5="http://schemas.microsoft.com/office/drawing/2016/5/11/chartex" xmlns:cx6="http://schemas.microsoft.com/office/drawing/2016/5/12/chartex" xmlns:cx7="http://schemas.microsoft.com/office/drawing/2016/5/13/chartex" xmlns:cx8="http://schemas.microsoft.com/office/drawing/2016/5/14/chartex" xmlns:mc="http://schemas.openxmlformats.org/markup-compatibility/2006" xmlns:aink="http://schemas.microsoft.com/office/drawing/2016/ink" xmlns:am3d="http://schemas.microsoft.com/office/drawing/2017/model3d" xmlns:o="urn:schemas-microsoft-com:office:office" xmlns:oel="http://schemas.microsoft.com/office/2019/extlst" xmlns:r="http://schemas.openxmlformats.org/officeDocument/2006/relationships" xmlns:m="http://schemas.openxmlformats.org/officeDocument/2006/math" xmlns:v="urn:schemas-microsoft-com:vml" xmlns:wp14="http://schemas.microsoft.com/office/word/2010/wordprocessingDrawing" xmlns:wp="http://schemas.openxmlformats.org/drawingml/2006/wordprocessingDrawing" xmlns:w10="urn:schemas-microsoft-com:office:word" xmlns:w="http://schemas.openxmlformats.org/wordprocessingml/2006/main" xmlns:w14="http://schemas.microsoft.com/office/word/2010/wordml" xmlns:w15="http://schemas.microsoft.com/office/word/2012/wordml" xmlns:w16cex="http://schemas.microsoft.com/office/word/2018/wordml/cex" xmlns:w16cid="http://schemas.microsoft.com/office/word/2016/wordml/cid" xmlns:w16="http://schemas.microsoft.com/office/word/2018/wordml" xmlns:w16sdtdh="http://schemas.microsoft.com/office/word/2020/wordml/sdtdatahash" xmlns:w16se="http://schemas.microsoft.com/office/word/2015/wordml/symex" xmlns:wpg="http://schemas.microsoft.com/office/word/2010/wordprocessingGroup" xmlns:wpi="http://schemas.microsoft.com/office/word/2010/wordprocessingInk" xmlns:wne="http://schemas.microsoft.com/office/word/2006/wordml" xmlns:wps="http://schemas.microsoft.com/office/word/2010/wordprocessingShape" mc:Ignorable="w14 w15 w16se w16cid w16 w16cex w16sdtdh wp14">
+<w:numbering xmlns:wpc="http://schemas.microsoft.com/office/word/2010/wordprocessingCanvas" xmlns:cx="http://schemas.microsoft.com/office/drawing/2014/chartex" xmlns:cx1="http://schemas.microsoft.com/office/drawing/2015/9/8/chartex" xmlns:cx2="http://schemas.microsoft.com/office/drawing/2015/10/21/chartex" xmlns:cx3="http://schemas.microsoft.com/office/drawing/2016/5/9/chartex" xmlns:cx4="http://schemas.microsoft.com/office/drawing/2016/5/10/chartex" xmlns:cx5="http://schemas.microsoft.com/office/drawing/2016/5/11/chartex" xmlns:cx6="http://schemas.microsoft.com/office/drawing/2016/5/12/chartex" xmlns:cx7="http://schemas.microsoft.com/office/drawing/2016/5/13/chartex" xmlns:cx8="http://schemas.microsoft.com/office/drawing/2016/5/14/chartex" xmlns:mc="http://schemas.openxmlformats.org/markup-compatibility/2006" xmlns:aink="http://schemas.microsoft.com/office/drawing/2016/ink" xmlns:am3d="http://schemas.microsoft.com/office/drawing/2017/model3d" xmlns:o="urn:schemas-microsoft-com:office:office" xmlns:oel="http://schemas.microsoft.com/office/2019/extlst" xmlns:r="http://schemas.openxmlformats.org/officeDocument/2006/relationships" xmlns:m="http://schemas.openxmlformats.org/officeDocument/2006/math" xmlns:v="urn:schemas-microsoft-com:vml" xmlns:wp14="http://schemas.microsoft.com/office/word/2010/wordprocessingDrawing" xmlns:wp="http://schemas.openxmlformats.org/drawingml/2006/wordprocessingDrawing" xmlns:w10="urn:schemas-microsoft-com:office:word" xmlns:w="http://schemas.openxmlformats.org/wordprocessingml/2006/main" xmlns:w14="http://schemas.microsoft.com/office/word/2010/wordml" xmlns:w15="http://schemas.microsoft.com/office/word/2012/wordml" xmlns:w16cex="http://schemas.microsoft.com/office/word/2018/wordml/cex" xmlns:w16cid="http://schemas.microsoft.com/office/word/2016/wordml/cid" xmlns:w16="http://schemas.microsoft.com/office/word/2018/wordml" xmlns:w16du="http://schemas.microsoft.com/office/word/2023/wordml/word16du" xmlns:w16sdtdh="http://schemas.microsoft.com/office/word/2020/wordml/sdtdatahash" xmlns:w16sdtfl="http://schemas.microsoft.com/office/word/2024/wordml/sdtformatlock" xmlns:w16se="http://schemas.microsoft.com/office/word/2015/wordml/symex" xmlns:wpg="http://schemas.microsoft.com/office/word/2010/wordprocessingGroup" xmlns:wpi="http://schemas.microsoft.com/office/word/2010/wordprocessingInk" xmlns:wne="http://schemas.microsoft.com/office/word/2006/wordml" xmlns:wps="http://schemas.microsoft.com/office/word/2010/wordprocessingShape" mc:Ignorable="w14 w15 w16se w16cid w16 w16cex w16sdtdh w16sdtfl w16du wp14">
   <w:abstractNum w:abstractNumId="0" w15:restartNumberingAfterBreak="0">
     <w:nsid w:val="FFFFFF7C"/>
     <w:multiLevelType w:val="singleLevel"/>
@@ -800,7 +779,7 @@
 </file>
 
 <file path=word/styles.xml><?xml version="1.0" encoding="utf-8"?>
-<w:styles xmlns:mc="http://schemas.openxmlformats.org/markup-compatibility/2006" xmlns:r="http://schemas.openxmlformats.org/officeDocument/2006/relationships" xmlns:w="http://schemas.openxmlformats.org/wordprocessingml/2006/main" xmlns:w14="http://schemas.microsoft.com/office/word/2010/wordml" xmlns:w15="http://schemas.microsoft.com/office/word/2012/wordml" xmlns:w16cex="http://schemas.microsoft.com/office/word/2018/wordml/cex" xmlns:w16cid="http://schemas.microsoft.com/office/word/2016/wordml/cid" xmlns:w16="http://schemas.microsoft.com/office/word/2018/wordml" xmlns:w16sdtdh="http://schemas.microsoft.com/office/word/2020/wordml/sdtdatahash" xmlns:w16se="http://schemas.microsoft.com/office/word/2015/wordml/symex" mc:Ignorable="w14 w15 w16se w16cid w16 w16cex w16sdtdh">
+<w:styles xmlns:mc="http://schemas.openxmlformats.org/markup-compatibility/2006" xmlns:r="http://schemas.openxmlformats.org/officeDocument/2006/relationships" xmlns:w="http://schemas.openxmlformats.org/wordprocessingml/2006/main" xmlns:w14="http://schemas.microsoft.com/office/word/2010/wordml" xmlns:w15="http://schemas.microsoft.com/office/word/2012/wordml" xmlns:w16cex="http://schemas.microsoft.com/office/word/2018/wordml/cex" xmlns:w16cid="http://schemas.microsoft.com/office/word/2016/wordml/cid" xmlns:w16="http://schemas.microsoft.com/office/word/2018/wordml" xmlns:w16du="http://schemas.microsoft.com/office/word/2023/wordml/word16du" xmlns:w16sdtdh="http://schemas.microsoft.com/office/word/2020/wordml/sdtdatahash" xmlns:w16sdtfl="http://schemas.microsoft.com/office/word/2024/wordml/sdtformatlock" xmlns:w16se="http://schemas.microsoft.com/office/word/2015/wordml/symex" mc:Ignorable="w14 w15 w16se w16cid w16 w16cex w16sdtdh w16sdtfl w16du">
   <w:docDefaults>
     <w:rPrDefault>
       <w:rPr>
@@ -1558,7 +1537,7 @@
     <w:link w:val="TitleChar"/>
     <w:uiPriority w:val="10"/>
     <w:qFormat/>
-    <w:rsid w:val="007106C8"/>
+    <w:rsid w:val="00E854FA"/>
     <w:pPr>
       <w:spacing w:after="300" w:line="240" w:lineRule="auto"/>
       <w:contextualSpacing/>
@@ -1568,7 +1547,7 @@
       <w:rFonts w:eastAsiaTheme="majorEastAsia" w:cstheme="majorBidi"/>
       <w:spacing w:val="5"/>
       <w:kern w:val="28"/>
-      <w:sz w:val="52"/>
+      <w:sz w:val="40"/>
       <w:szCs w:val="52"/>
       <w:lang w:val="sv-SE" w:eastAsia="en-US" w:bidi="ar-SA"/>
     </w:rPr>
@@ -1578,12 +1557,12 @@
     <w:basedOn w:val="DefaultParagraphFont"/>
     <w:link w:val="Title"/>
     <w:uiPriority w:val="10"/>
-    <w:rsid w:val="007106C8"/>
+    <w:rsid w:val="00E854FA"/>
     <w:rPr>
       <w:rFonts w:ascii="Times New Roman" w:eastAsiaTheme="majorEastAsia" w:hAnsi="Times New Roman" w:cstheme="majorBidi"/>
       <w:spacing w:val="5"/>
       <w:kern w:val="28"/>
-      <w:sz w:val="52"/>
+      <w:sz w:val="40"/>
       <w:szCs w:val="52"/>
       <w:lang w:val="sv-SE" w:eastAsia="en-US" w:bidi="ar-SA"/>
     </w:rPr>

--- a/tillsyn/A 37325-2022 tillsynsbegäran.docx
+++ b/tillsyn/A 37325-2022 tillsynsbegäran.docx
@@ -563,7 +563,7 @@
     <w:r>
       <w:tab/>
       <w:tab/>
-      <w:t>2026-06-18</w:t>
+      <w:t>2026-06-19</w:t>
       <w:br/>
       <w:br/>
     </w:r>

--- a/tillsyn/A 37325-2022 tillsynsbegäran.docx
+++ b/tillsyn/A 37325-2022 tillsynsbegäran.docx
@@ -563,7 +563,7 @@
     <w:r>
       <w:tab/>
       <w:tab/>
-      <w:t>2026-06-19</w:t>
+      <w:t>2026-06-20</w:t>
       <w:br/>
       <w:br/>
     </w:r>

--- a/tillsyn/A 37325-2022 tillsynsbegäran.docx
+++ b/tillsyn/A 37325-2022 tillsynsbegäran.docx
@@ -12,10 +12,7 @@
     </w:p>
     <w:p>
       <w:r>
-        <w:t>Detta dokument behandlar höga naturvärden i avverkningsanmälan A 37325-2022 i Vilhelmina kommun som inkom 2022-09-02 och omfattar 11,0 ha.</w:t>
-      </w:r>
-      <w:r>
-        <w:t xml:space="preserve"> I Figur 1 visas fyndplatser för naturvårdsarter i området, som finns registrerade på Artportalen.</w:t>
+        <w:t>Denna tillsynsbegäran behandlar höga naturvärden i avverkningsanmälan A 37325-2022 i Vilhelmina kommun som inkom 2022-09-02 och omfattar 11,0 ha.</w:t>
       </w:r>
     </w:p>
     <w:p>
@@ -63,7 +60,20 @@
         <w:spacing w:after="240"/>
       </w:pPr>
       <w:r>
-        <w:t>Figur 1. Fyndplatser för naturvårdsarter i avverkningsanmälan (röd linje). Inom parentes anges rödlistekategorier, S för signalarter, Tför typiska arter och fridlysningsparagrafer i artskyddsförordningen.Markörer utan svart kant är placerade på fyndplatsen. Markörer med svart kant är placerade vid sidan av fyndplatsen och har ett svart streck som visar fyndplatsens exakta position. Kartans mittpunktskoordinat är N 7190042, E 557520 i SWEREF 99 TM.</w:t>
+        <w:t>Figur 1. Fyndplatser för naturvårdsarter i avverkningsanmälan. Markörer utan svart kant är placerade på fyndplatsen. Markörer med svart kant är placerade vid sidan av fyndplatsen har ett svart streck som visar fyndplatsens exakta position. Kartans mittpunktskoordinat är N 7190042, E 557520 i SWEREF 99 TM.</w:t>
+      </w:r>
+    </w:p>
+    <w:p>
+      <w:r>
+        <w:t>I avverkningsanmälan finns fynd av 4 naturvårdsarter, varav 3 är rödlistade, 2 är fridlysta och 4 är typiska (T): garnlav (VU, T), lavskrika (NT, T, §4), skrovellav (NT, T) och spillkråka (T, §4). Se Figur 1.</w:t>
+      </w:r>
+    </w:p>
+    <w:p>
+      <w:pPr>
+        <w:pStyle w:val="Heading1"/>
+      </w:pPr>
+      <w:r>
+        <w:t>Tillsynsbegäran</w:t>
       </w:r>
     </w:p>
     <w:p>
@@ -77,115 +87,16 @@
       </w:r>
     </w:p>
     <w:p>
-      <w:r>
-        <w:t>Nedan beskrivs fynd av naturvårdsarter och fridlysta arter som gjorts i det avverkningsanmälda området. I BILAGA 1 finns artfakta om fridlysta arter.</w:t>
-      </w:r>
-    </w:p>
-    <w:p>
       <w:pPr>
         <w:pStyle w:val="Heading1"/>
       </w:pPr>
       <w:r>
-        <w:t>Naturvårdsarter</w:t>
+        <w:t>Naturvårdsarter och fridlysta arter</w:t>
       </w:r>
     </w:p>
     <w:p>
       <w:r>
-        <w:t>I avverkningsanmälan har följande 4 naturvårdsarter hittats: garnlav (VU, T), lavskrika (NT, T, §4), skrovellav (NT, T) och spillkråka (T, §4). Av dessa är 3 rödlistade. För rödlistade arter har rödlistekategorin angivits inom parentes. Typiska arter inom Natura 2000 som är kopplade till skogsekosystem har markerats med (T). För fridlysta arter anges även paragrafen i Artskyddsförordningen som arten är fridlyst enligt.</w:t>
-      </w:r>
-    </w:p>
-    <w:p>
-      <w:r>
-        <w:t>De påträffade naturvårdsarterna är ett tydligt kvitto på att det rör sig om en skog med höga naturvärden.</w:t>
-      </w:r>
-    </w:p>
-    <w:p>
-      <w:pPr>
-        <w:pStyle w:val="Heading2"/>
-      </w:pPr>
-      <w:r>
-        <w:t>Fridlysta arter</w:t>
-      </w:r>
-    </w:p>
-    <w:p>
-      <w:r>
-        <w:t>Följande fridlysta arter har sina livsmiljöer och växtplatser i den avverkningsanmälda skogen: lavskrika (NT, T, §4) och spillkråka (T, §4).</w:t>
-      </w:r>
-    </w:p>
-    <w:p>
-      <w:r>
-        <w:t xml:space="preserve">Observera att medlemsländerna är skyldiga att agera i enlighet med EU:s fågeldirektiv där det uttryckligen står att direktivet gäller för fåglar samt för deras ägg, bon och </w:t>
-      </w:r>
-      <w:r>
-        <w:rPr>
-          <w:b/>
-        </w:rPr>
-        <w:t xml:space="preserve">livsmiljöer </w:t>
-      </w:r>
-      <w:r>
-        <w:t>(artikel 1). Vidare att de åtgärder som vidtas inte får leda till en försämring av den nuvarande situationen beträffande bevarandet av de fågelarter som avses i artikel 1 (artikel 13). Fågeldirektivet är styrande för tillsynsansvariga myndigheters ärendehantering, ställningstaganden och beslutsfattande.</w:t>
-      </w:r>
-    </w:p>
-    <w:p>
-      <w:r>
-        <w:rPr>
-          <w:b/>
-        </w:rPr>
-        <w:t>Lavskrika (NT, §4)</w:t>
-      </w:r>
-      <w:r>
-        <w:t xml:space="preserve"> är rödlistad som nära hotad och fridlyst enligt 4§ artskyddsförordningen. Den har minskat med 20 (10–30) % under de senaste 15 åren och minskningstakten bedöms vara nära gränsvärdet för sårbar (VU). Lavskrikan är en mycket stationär fågel, som häckar i äldre, slutna och hänglavsrika barrskogar. Nyckelfaktorer är flerskiktad skog med rik undervegetation samt riklig förekomst av hänglavar. Reviren är livslånga med hemområden som varierar mellan 50 och 150 ha. Inom ett revir av hög kvalitet finns det som regel ett eller flera kärnområden (1–20 ha) med relativt tät flerskiktad granskog. Arten missgynnas när flerskiktad skog omförs till enskiktade bestånd och även röjning och hård gallring är starkt negativt. Lavskrikan har relativt stora hemområden och försvinner när den äldre skogen fragmenteras, särskilt allvarligt är när kärnområdena avverkas. Den försvinner successivt framför allt vid dess utbredningsgränser och populationen har minskat kontinuerligt under 2000-talet. Lavskrika är typisk art för </w:t>
-      </w:r>
-      <w:r>
-        <w:rPr>
-          <w:i/>
-        </w:rPr>
-        <w:t>9010 Taiga</w:t>
-      </w:r>
-      <w:r>
-        <w:t xml:space="preserve"> (SLU Artdatabanken, 2026; Skogsstyrelsen 2016).</w:t>
-      </w:r>
-    </w:p>
-    <w:p>
-      <w:r>
-        <w:rPr>
-          <w:b/>
-        </w:rPr>
-        <w:t>Spillkråka (§4)</w:t>
-      </w:r>
-      <w:r>
-        <w:t xml:space="preserve"> omfattas av bilaga 1 i EU:s fågeldirektiv och är typisk art för </w:t>
-      </w:r>
-      <w:r>
-        <w:rPr>
-          <w:i/>
-        </w:rPr>
-        <w:t xml:space="preserve">9010 Taiga </w:t>
-      </w:r>
-      <w:r>
-        <w:t>och</w:t>
-      </w:r>
-      <w:r>
-        <w:rPr>
-          <w:i/>
-        </w:rPr>
-        <w:t xml:space="preserve"> 9740 Skogsbevuxen myr</w:t>
-      </w:r>
-      <w:r>
-        <w:t>. Den behöver grova träd, främst tall, asp och bok som boträd. Skogsbruk med korta omloppstider och täta, homogena ungskogar utgör det största hotet. Spillkråka är en nyckelart i skogliga miljöer vars övergivna bohål utnyttjas av flera andra hålhäckande fågelarter och fladdermöss, däribland pärluggla (EN, §4), knipa (§4), salskrake (§4) och skogsduva (§4). Hökuggla (VU, §4) och slaguggla (§4) häckar ofta i högstubbar som brutits av i höjd med ett gammalt spillkråkebo (SLU Artdatabanken, 2026; Skogsstyrelsen, 2016).</w:t>
-      </w:r>
-    </w:p>
-    <w:p>
-      <w:r>
-        <w:t>I BILAGA 1 finns mer detaljerad information om ekologi samt krav på livsmiljö hos fridlysta arter.</w:t>
-      </w:r>
-    </w:p>
-    <w:p>
-      <w:pPr>
-        <w:pStyle w:val="Heading2"/>
-      </w:pPr>
-      <w:r>
-        <w:t>Övriga naturvårdsarter</w:t>
+        <w:t>Nedan följer beskrivningar av de naturvårdsarter och fridlysta arter som har sina livsmiljöer och växtplatser i den avverkningsanmälda skogen. Se även ytterligare artfakta i BILAGA 1. De påträffade naturvårdsarterna är ett tydligt kvitto på att det rör sig om en skog med höga naturvärden.</w:t>
       </w:r>
     </w:p>
     <w:p>
@@ -215,6 +126,26 @@
       </w:r>
       <w:r>
         <w:t xml:space="preserve"> (SLU Artdatabanken, 2026).</w:t>
+      </w:r>
+    </w:p>
+    <w:p>
+      <w:r>
+        <w:rPr>
+          <w:b/>
+        </w:rPr>
+        <w:t>Lavskrika (NT, §4)</w:t>
+      </w:r>
+      <w:r>
+        <w:t xml:space="preserve"> är rödlistad som nära hotad och fridlyst enligt 4§ artskyddsförordningen. Den har minskat med 20 (10–30) % under de senaste 15 åren och minskningstakten bedöms vara nära gränsvärdet för sårbar (VU). Lavskrikan är en mycket stationär fågel, som häckar i äldre, slutna och hänglavsrika barrskogar. Nyckelfaktorer är flerskiktad skog med rik undervegetation samt riklig förekomst av hänglavar. Reviren är livslånga med hemområden som varierar mellan 50 och 150 ha. Inom ett revir av hög kvalitet finns det som regel ett eller flera kärnområden (1–20 ha) med relativt tät flerskiktad granskog. Arten missgynnas när flerskiktad skog omförs till enskiktade bestånd och även röjning och hård gallring är starkt negativt. Lavskrikan har relativt stora hemområden och försvinner när den äldre skogen fragmenteras, särskilt allvarligt är när kärnområdena avverkas. Den försvinner successivt framför allt vid dess utbredningsgränser och populationen har minskat kontinuerligt under 2000-talet. Lavskrika är typisk art för </w:t>
+      </w:r>
+      <w:r>
+        <w:rPr>
+          <w:i/>
+        </w:rPr>
+        <w:t>9010 Taiga</w:t>
+      </w:r>
+      <w:r>
+        <w:t xml:space="preserve"> (SLU Artdatabanken, 2026; Skogsstyrelsen 2016).</w:t>
       </w:r>
     </w:p>
     <w:p>
@@ -262,6 +193,57 @@
       </w:r>
       <w:r>
         <w:t xml:space="preserve"> (SLU Artdatabanken, 2026; Nitare &amp; Skogsstyrelsen, 2019).</w:t>
+      </w:r>
+    </w:p>
+    <w:p>
+      <w:r>
+        <w:rPr>
+          <w:b/>
+        </w:rPr>
+        <w:t>Spillkråka (§4)</w:t>
+      </w:r>
+      <w:r>
+        <w:t xml:space="preserve"> omfattas av bilaga 1 i EU:s fågeldirektiv och är typisk art för </w:t>
+      </w:r>
+      <w:r>
+        <w:rPr>
+          <w:i/>
+        </w:rPr>
+        <w:t xml:space="preserve">9010 Taiga </w:t>
+      </w:r>
+      <w:r>
+        <w:t>och</w:t>
+      </w:r>
+      <w:r>
+        <w:rPr>
+          <w:i/>
+        </w:rPr>
+        <w:t xml:space="preserve"> 9740 Skogsbevuxen myr</w:t>
+      </w:r>
+      <w:r>
+        <w:t>. Den behöver grova träd, främst tall, asp och bok som boträd. Skogsbruk med korta omloppstider och täta, homogena ungskogar utgör det största hotet. Spillkråka är en nyckelart i skogliga miljöer vars övergivna bohål utnyttjas av flera andra hålhäckande fågelarter och fladdermöss, däribland pärluggla (EN, §4), knipa (§4), salskrake (§4) och skogsduva (§4). Hökuggla (VU, §4) och slaguggla (§4) häckar ofta i högstubbar som brutits av i höjd med ett gammalt spillkråkebo (SLU Artdatabanken, 2026; Skogsstyrelsen, 2016).</w:t>
+      </w:r>
+    </w:p>
+    <w:p>
+      <w:pPr>
+        <w:pStyle w:val="Heading1"/>
+      </w:pPr>
+      <w:r>
+        <w:t>EU:s fågeldirektiv</w:t>
+      </w:r>
+    </w:p>
+    <w:p>
+      <w:r>
+        <w:t xml:space="preserve">Europeiska unionens medlemsländer är skyldiga att agera i enlighet med EU:s fågeldirektiv där det uttryckligen står att direktivet gäller för fåglar samt för deras ägg, bon och </w:t>
+      </w:r>
+      <w:r>
+        <w:rPr>
+          <w:b/>
+        </w:rPr>
+        <w:t xml:space="preserve">livsmiljöer </w:t>
+      </w:r>
+      <w:r>
+        <w:t>(artikel 1). Vidare att de åtgärder som vidtas inte får leda till en försämring av den nuvarande situationen beträffande bevarandet av de fågelarter som avses i artikel 1 (artikel 13). Fågeldirektivet är styrande för tillsynsansvariga myndigheters ärendehantering, ställningstaganden och beslutsfattande.</w:t>
       </w:r>
     </w:p>
     <w:p>
@@ -563,7 +545,7 @@
     <w:r>
       <w:tab/>
       <w:tab/>
-      <w:t>2026-06-20</w:t>
+      <w:t>2026-06-21</w:t>
       <w:br/>
       <w:br/>
     </w:r>

--- a/tillsyn/A 37325-2022 tillsynsbegäran.docx
+++ b/tillsyn/A 37325-2022 tillsynsbegäran.docx
@@ -545,7 +545,7 @@
     <w:r>
       <w:tab/>
       <w:tab/>
-      <w:t>2026-06-21</w:t>
+      <w:t>2026-06-22</w:t>
       <w:br/>
       <w:br/>
     </w:r>

--- a/tillsyn/A 37325-2022 tillsynsbegäran.docx
+++ b/tillsyn/A 37325-2022 tillsynsbegäran.docx
@@ -545,7 +545,7 @@
     <w:r>
       <w:tab/>
       <w:tab/>
-      <w:t>2026-06-22</w:t>
+      <w:t>2026-06-23</w:t>
       <w:br/>
       <w:br/>
     </w:r>

--- a/tillsyn/A 37325-2022 tillsynsbegäran.docx
+++ b/tillsyn/A 37325-2022 tillsynsbegäran.docx
@@ -545,7 +545,7 @@
     <w:r>
       <w:tab/>
       <w:tab/>
-      <w:t>2026-06-23</w:t>
+      <w:t>2026-06-24</w:t>
       <w:br/>
       <w:br/>
     </w:r>

--- a/tillsyn/A 37325-2022 tillsynsbegäran.docx
+++ b/tillsyn/A 37325-2022 tillsynsbegäran.docx
@@ -545,7 +545,7 @@
     <w:r>
       <w:tab/>
       <w:tab/>
-      <w:t>2026-06-24</w:t>
+      <w:t>2026-06-25</w:t>
       <w:br/>
       <w:br/>
     </w:r>

--- a/tillsyn/A 37325-2022 tillsynsbegäran.docx
+++ b/tillsyn/A 37325-2022 tillsynsbegäran.docx
@@ -545,7 +545,7 @@
     <w:r>
       <w:tab/>
       <w:tab/>
-      <w:t>2026-06-25</w:t>
+      <w:t>2026-06-26</w:t>
       <w:br/>
       <w:br/>
     </w:r>

--- a/tillsyn/A 37325-2022 tillsynsbegäran.docx
+++ b/tillsyn/A 37325-2022 tillsynsbegäran.docx
@@ -545,7 +545,7 @@
     <w:r>
       <w:tab/>
       <w:tab/>
-      <w:t>2026-06-26</w:t>
+      <w:t>2026-06-27</w:t>
       <w:br/>
       <w:br/>
     </w:r>

--- a/tillsyn/A 37325-2022 tillsynsbegäran.docx
+++ b/tillsyn/A 37325-2022 tillsynsbegäran.docx
@@ -545,7 +545,7 @@
     <w:r>
       <w:tab/>
       <w:tab/>
-      <w:t>2026-06-27</w:t>
+      <w:t>2026-06-28</w:t>
       <w:br/>
       <w:br/>
     </w:r>

--- a/tillsyn/A 37325-2022 tillsynsbegäran.docx
+++ b/tillsyn/A 37325-2022 tillsynsbegäran.docx
@@ -545,7 +545,7 @@
     <w:r>
       <w:tab/>
       <w:tab/>
-      <w:t>2026-06-28</w:t>
+      <w:t>2026-06-29</w:t>
       <w:br/>
       <w:br/>
     </w:r>

--- a/tillsyn/A 37325-2022 tillsynsbegäran.docx
+++ b/tillsyn/A 37325-2022 tillsynsbegäran.docx
@@ -545,7 +545,7 @@
     <w:r>
       <w:tab/>
       <w:tab/>
-      <w:t>2026-06-29</w:t>
+      <w:t>2026-06-30</w:t>
       <w:br/>
       <w:br/>
     </w:r>

--- a/tillsyn/A 37325-2022 tillsynsbegäran.docx
+++ b/tillsyn/A 37325-2022 tillsynsbegäran.docx
@@ -545,7 +545,7 @@
     <w:r>
       <w:tab/>
       <w:tab/>
-      <w:t>2026-06-30</w:t>
+      <w:t>2026-07-01</w:t>
       <w:br/>
       <w:br/>
     </w:r>

--- a/tillsyn/A 37325-2022 tillsynsbegäran.docx
+++ b/tillsyn/A 37325-2022 tillsynsbegäran.docx
@@ -545,7 +545,7 @@
     <w:r>
       <w:tab/>
       <w:tab/>
-      <w:t>2026-07-13</w:t>
+      <w:t>2026-07-14</w:t>
       <w:br/>
       <w:br/>
     </w:r>

--- a/tillsyn/A 37325-2022 tillsynsbegäran.docx
+++ b/tillsyn/A 37325-2022 tillsynsbegäran.docx
@@ -545,7 +545,7 @@
     <w:r>
       <w:tab/>
       <w:tab/>
-      <w:t>2026-07-14</w:t>
+      <w:t>2026-07-15</w:t>
       <w:br/>
       <w:br/>
     </w:r>

--- a/tillsyn/A 37325-2022 tillsynsbegäran.docx
+++ b/tillsyn/A 37325-2022 tillsynsbegäran.docx
@@ -545,7 +545,7 @@
     <w:r>
       <w:tab/>
       <w:tab/>
-      <w:t>2026-07-15</w:t>
+      <w:t>2026-07-16</w:t>
       <w:br/>
       <w:br/>
     </w:r>

--- a/tillsyn/A 37325-2022 tillsynsbegäran.docx
+++ b/tillsyn/A 37325-2022 tillsynsbegäran.docx
@@ -545,7 +545,7 @@
     <w:r>
       <w:tab/>
       <w:tab/>
-      <w:t>2026-07-16</w:t>
+      <w:t>2026-07-17</w:t>
       <w:br/>
       <w:br/>
     </w:r>

--- a/tillsyn/A 37325-2022 tillsynsbegäran.docx
+++ b/tillsyn/A 37325-2022 tillsynsbegäran.docx
@@ -545,7 +545,7 @@
     <w:r>
       <w:tab/>
       <w:tab/>
-      <w:t>2026-07-17</w:t>
+      <w:t>2026-07-18</w:t>
       <w:br/>
       <w:br/>
     </w:r>

--- a/tillsyn/A 37325-2022 tillsynsbegäran.docx
+++ b/tillsyn/A 37325-2022 tillsynsbegäran.docx
@@ -545,7 +545,7 @@
     <w:r>
       <w:tab/>
       <w:tab/>
-      <w:t>2026-07-18</w:t>
+      <w:t>2026-07-19</w:t>
       <w:br/>
       <w:br/>
     </w:r>

--- a/tillsyn/A 37325-2022 tillsynsbegäran.docx
+++ b/tillsyn/A 37325-2022 tillsynsbegäran.docx
@@ -545,7 +545,7 @@
     <w:r>
       <w:tab/>
       <w:tab/>
-      <w:t>2026-07-19</w:t>
+      <w:t>2026-07-20</w:t>
       <w:br/>
       <w:br/>
     </w:r>

--- a/tillsyn/A 37325-2022 tillsynsbegäran.docx
+++ b/tillsyn/A 37325-2022 tillsynsbegäran.docx
@@ -545,7 +545,7 @@
     <w:r>
       <w:tab/>
       <w:tab/>
-      <w:t>2026-07-20</w:t>
+      <w:t>2026-07-21</w:t>
       <w:br/>
       <w:br/>
     </w:r>

--- a/tillsyn/A 37325-2022 tillsynsbegäran.docx
+++ b/tillsyn/A 37325-2022 tillsynsbegäran.docx
@@ -545,7 +545,7 @@
     <w:r>
       <w:tab/>
       <w:tab/>
-      <w:t>2026-07-21</w:t>
+      <w:t>2026-07-22</w:t>
       <w:br/>
       <w:br/>
     </w:r>

--- a/tillsyn/A 37325-2022 tillsynsbegäran.docx
+++ b/tillsyn/A 37325-2022 tillsynsbegäran.docx
@@ -545,7 +545,7 @@
     <w:r>
       <w:tab/>
       <w:tab/>
-      <w:t>2026-07-22</w:t>
+      <w:t>2026-07-23</w:t>
       <w:br/>
       <w:br/>
     </w:r>

--- a/tillsyn/A 37325-2022 tillsynsbegäran.docx
+++ b/tillsyn/A 37325-2022 tillsynsbegäran.docx
@@ -545,7 +545,7 @@
     <w:r>
       <w:tab/>
       <w:tab/>
-      <w:t>2026-07-23</w:t>
+      <w:t>2026-07-24</w:t>
       <w:br/>
       <w:br/>
     </w:r>

--- a/tillsyn/A 37325-2022 tillsynsbegäran.docx
+++ b/tillsyn/A 37325-2022 tillsynsbegäran.docx
@@ -60,7 +60,7 @@
         <w:spacing w:after="240"/>
       </w:pPr>
       <w:r>
-        <w:t>Figur 1. Fyndplatser för naturvårdsarter i avverkningsanmälan. Markörer utan svart kant är placerade på fyndplatsen. Markörer med svart kant är placerade vid sidan av fyndplatsen har ett svart streck som visar fyndplatsens exakta position. Kartans mittpunktskoordinat är N 7190042, E 557520 i SWEREF 99 TM.</w:t>
+        <w:t>Figur 1. Fyndplatser för naturvårdsarter i avverkningsanmälan. Markörer utan svart kant är placerade på fyndplatsen. Markörer med svart kant är placerade vid sidan av fyndplatsen och har ett svart streck som visar fyndplatsens exakta position. Kartans mittpunktskoordinat är N 7190042, E 557520 i SWEREF 99 TM.</w:t>
       </w:r>
     </w:p>
     <w:p>
@@ -545,7 +545,7 @@
     <w:r>
       <w:tab/>
       <w:tab/>
-      <w:t>2026-08-14</w:t>
+      <w:t>2026-08-15</w:t>
       <w:br/>
       <w:br/>
     </w:r>

--- a/tillsyn/A 37325-2022 tillsynsbegäran.docx
+++ b/tillsyn/A 37325-2022 tillsynsbegäran.docx
@@ -545,7 +545,7 @@
     <w:r>
       <w:tab/>
       <w:tab/>
-      <w:t>2026-08-15</w:t>
+      <w:t>2026-08-16</w:t>
       <w:br/>
       <w:br/>
     </w:r>

--- a/tillsyn/A 37325-2022 tillsynsbegäran.docx
+++ b/tillsyn/A 37325-2022 tillsynsbegäran.docx
@@ -545,7 +545,7 @@
     <w:r>
       <w:tab/>
       <w:tab/>
-      <w:t>2026-08-16</w:t>
+      <w:t>2026-08-17</w:t>
       <w:br/>
       <w:br/>
     </w:r>

--- a/tillsyn/A 37325-2022 tillsynsbegäran.docx
+++ b/tillsyn/A 37325-2022 tillsynsbegäran.docx
@@ -545,7 +545,7 @@
     <w:r>
       <w:tab/>
       <w:tab/>
-      <w:t>2026-08-17</w:t>
+      <w:t>2026-08-18</w:t>
       <w:br/>
       <w:br/>
     </w:r>

--- a/tillsyn/A 37325-2022 tillsynsbegäran.docx
+++ b/tillsyn/A 37325-2022 tillsynsbegäran.docx
@@ -545,7 +545,7 @@
     <w:r>
       <w:tab/>
       <w:tab/>
-      <w:t>2026-08-18</w:t>
+      <w:t>2026-08-19</w:t>
       <w:br/>
       <w:br/>
     </w:r>

--- a/tillsyn/A 37325-2022 tillsynsbegäran.docx
+++ b/tillsyn/A 37325-2022 tillsynsbegäran.docx
@@ -545,7 +545,7 @@
     <w:r>
       <w:tab/>
       <w:tab/>
-      <w:t>2026-08-19</w:t>
+      <w:t>2026-08-20</w:t>
       <w:br/>
       <w:br/>
     </w:r>

--- a/tillsyn/A 37325-2022 tillsynsbegäran.docx
+++ b/tillsyn/A 37325-2022 tillsynsbegäran.docx
@@ -545,7 +545,7 @@
     <w:r>
       <w:tab/>
       <w:tab/>
-      <w:t>2026-08-20</w:t>
+      <w:t>2026-08-21</w:t>
       <w:br/>
       <w:br/>
     </w:r>

--- a/tillsyn/A 37325-2022 tillsynsbegäran.docx
+++ b/tillsyn/A 37325-2022 tillsynsbegäran.docx
@@ -545,7 +545,7 @@
     <w:r>
       <w:tab/>
       <w:tab/>
-      <w:t>2026-08-21</w:t>
+      <w:t>2026-08-22</w:t>
       <w:br/>
       <w:br/>
     </w:r>

--- a/tillsyn/A 37325-2022 tillsynsbegäran.docx
+++ b/tillsyn/A 37325-2022 tillsynsbegäran.docx
@@ -545,7 +545,7 @@
     <w:r>
       <w:tab/>
       <w:tab/>
-      <w:t>2026-08-22</w:t>
+      <w:t>2026-08-23</w:t>
       <w:br/>
       <w:br/>
     </w:r>

--- a/tillsyn/A 37325-2022 tillsynsbegäran.docx
+++ b/tillsyn/A 37325-2022 tillsynsbegäran.docx
@@ -545,7 +545,7 @@
     <w:r>
       <w:tab/>
       <w:tab/>
-      <w:t>2026-08-23</w:t>
+      <w:t>2026-08-24</w:t>
       <w:br/>
       <w:br/>
     </w:r>

--- a/tillsyn/A 37325-2022 tillsynsbegäran.docx
+++ b/tillsyn/A 37325-2022 tillsynsbegäran.docx
@@ -545,7 +545,7 @@
     <w:r>
       <w:tab/>
       <w:tab/>
-      <w:t>2026-08-24</w:t>
+      <w:t>2026-08-25</w:t>
       <w:br/>
       <w:br/>
     </w:r>

--- a/tillsyn/A 37325-2022 tillsynsbegäran.docx
+++ b/tillsyn/A 37325-2022 tillsynsbegäran.docx
@@ -545,7 +545,7 @@
     <w:r>
       <w:tab/>
       <w:tab/>
-      <w:t>2026-08-25</w:t>
+      <w:t>2026-08-26</w:t>
       <w:br/>
       <w:br/>
     </w:r>

--- a/tillsyn/A 37325-2022 tillsynsbegäran.docx
+++ b/tillsyn/A 37325-2022 tillsynsbegäran.docx
@@ -545,7 +545,7 @@
     <w:r>
       <w:tab/>
       <w:tab/>
-      <w:t>2026-08-26</w:t>
+      <w:t>2026-08-27</w:t>
       <w:br/>
       <w:br/>
     </w:r>

--- a/tillsyn/A 37325-2022 tillsynsbegäran.docx
+++ b/tillsyn/A 37325-2022 tillsynsbegäran.docx
@@ -545,7 +545,7 @@
     <w:r>
       <w:tab/>
       <w:tab/>
-      <w:t>2026-08-27</w:t>
+      <w:t>2026-08-28</w:t>
       <w:br/>
       <w:br/>
     </w:r>

--- a/tillsyn/A 37325-2022 tillsynsbegäran.docx
+++ b/tillsyn/A 37325-2022 tillsynsbegäran.docx
@@ -545,7 +545,7 @@
     <w:r>
       <w:tab/>
       <w:tab/>
-      <w:t>2026-08-28</w:t>
+      <w:t>2026-08-29</w:t>
       <w:br/>
       <w:br/>
     </w:r>

--- a/tillsyn/A 37325-2022 tillsynsbegäran.docx
+++ b/tillsyn/A 37325-2022 tillsynsbegäran.docx
@@ -545,7 +545,7 @@
     <w:r>
       <w:tab/>
       <w:tab/>
-      <w:t>2026-08-29</w:t>
+      <w:t>2026-08-31</w:t>
       <w:br/>
       <w:br/>
     </w:r>

--- a/tillsyn/A 37325-2022 tillsynsbegäran.docx
+++ b/tillsyn/A 37325-2022 tillsynsbegäran.docx
@@ -545,7 +545,7 @@
     <w:r>
       <w:tab/>
       <w:tab/>
-      <w:t>2026-08-31</w:t>
+      <w:t>2026-09-01</w:t>
       <w:br/>
       <w:br/>
     </w:r>

--- a/tillsyn/A 37325-2022 tillsynsbegäran.docx
+++ b/tillsyn/A 37325-2022 tillsynsbegäran.docx
@@ -545,7 +545,7 @@
     <w:r>
       <w:tab/>
       <w:tab/>
-      <w:t>2026-09-01</w:t>
+      <w:t>2026-09-02</w:t>
       <w:br/>
       <w:br/>
     </w:r>

--- a/tillsyn/A 37325-2022 tillsynsbegäran.docx
+++ b/tillsyn/A 37325-2022 tillsynsbegäran.docx
@@ -545,7 +545,7 @@
     <w:r>
       <w:tab/>
       <w:tab/>
-      <w:t>2026-09-02</w:t>
+      <w:t>2026-09-03</w:t>
       <w:br/>
       <w:br/>
     </w:r>

--- a/tillsyn/A 37325-2022 tillsynsbegäran.docx
+++ b/tillsyn/A 37325-2022 tillsynsbegäran.docx
@@ -545,7 +545,7 @@
     <w:r>
       <w:tab/>
       <w:tab/>
-      <w:t>2026-09-03</w:t>
+      <w:t>2026-09-04</w:t>
       <w:br/>
       <w:br/>
     </w:r>

--- a/tillsyn/A 37325-2022 tillsynsbegäran.docx
+++ b/tillsyn/A 37325-2022 tillsynsbegäran.docx
@@ -545,7 +545,7 @@
     <w:r>
       <w:tab/>
       <w:tab/>
-      <w:t>2026-09-04</w:t>
+      <w:t>2026-09-05</w:t>
       <w:br/>
       <w:br/>
     </w:r>
